--- a/ABNT TCC - ShowMe.docx
+++ b/ABNT TCC - ShowMe.docx
@@ -1,6 +1,6 @@
 
 <file path=word/document.xml><?xml version="1.0" encoding="utf-8"?>
-<w:document xmlns:wpc="http://schemas.microsoft.com/office/word/2010/wordprocessingCanvas" xmlns:cx="http://schemas.microsoft.com/office/drawing/2014/chartex" xmlns:mc="http://schemas.openxmlformats.org/markup-compatibility/2006" xmlns:o="urn:schemas-microsoft-com:office:office" xmlns:r="http://schemas.openxmlformats.org/officeDocument/2006/relationships" xmlns:m="http://schemas.openxmlformats.org/officeDocument/2006/math" xmlns:v="urn:schemas-microsoft-com:vml" xmlns:wp14="http://schemas.microsoft.com/office/word/2010/wordprocessingDrawing" xmlns:wp="http://schemas.openxmlformats.org/drawingml/2006/wordprocessingDrawing" xmlns:w10="urn:schemas-microsoft-com:office:word" xmlns:w="http://schemas.openxmlformats.org/wordprocessingml/2006/main" xmlns:w14="http://schemas.microsoft.com/office/word/2010/wordml" xmlns:w15="http://schemas.microsoft.com/office/word/2012/wordml" xmlns:w16se="http://schemas.microsoft.com/office/word/2015/wordml/symex" xmlns:wpg="http://schemas.microsoft.com/office/word/2010/wordprocessingGroup" xmlns:wpi="http://schemas.microsoft.com/office/word/2010/wordprocessingInk" xmlns:wne="http://schemas.microsoft.com/office/word/2006/wordml" xmlns:wps="http://schemas.microsoft.com/office/word/2010/wordprocessingShape" mc:Ignorable="w14 w15 w16se wp14">
+<w:document xmlns:wpc="http://schemas.microsoft.com/office/word/2010/wordprocessingCanvas" xmlns:mc="http://schemas.openxmlformats.org/markup-compatibility/2006" xmlns:o="urn:schemas-microsoft-com:office:office" xmlns:r="http://schemas.openxmlformats.org/officeDocument/2006/relationships" xmlns:m="http://schemas.openxmlformats.org/officeDocument/2006/math" xmlns:v="urn:schemas-microsoft-com:vml" xmlns:wp14="http://schemas.microsoft.com/office/word/2010/wordprocessingDrawing" xmlns:wp="http://schemas.openxmlformats.org/drawingml/2006/wordprocessingDrawing" xmlns:w10="urn:schemas-microsoft-com:office:word" xmlns:w="http://schemas.openxmlformats.org/wordprocessingml/2006/main" xmlns:w14="http://schemas.microsoft.com/office/word/2010/wordml" xmlns:wpg="http://schemas.microsoft.com/office/word/2010/wordprocessingGroup" xmlns:wpi="http://schemas.microsoft.com/office/word/2010/wordprocessingInk" xmlns:wne="http://schemas.microsoft.com/office/word/2006/wordml" xmlns:wps="http://schemas.microsoft.com/office/word/2010/wordprocessingShape" mc:Ignorable="w14 wp14">
   <w:body>
     <w:p>
       <w:pPr>
@@ -142,7 +142,6 @@
     <w:p>
       <w:pPr>
         <w:pStyle w:val="SemEspaamento"/>
-        <w:spacing w:before="1320"/>
       </w:pPr>
       <w:r>
         <w:br w:type="page"/>
@@ -202,10 +201,7 @@
         <w:t>Thiago da Silva</w:t>
       </w:r>
       <w:r>
-        <w:t xml:space="preserve"> </w:t>
-      </w:r>
-      <w:r>
-        <w:t>Santos</w:t>
+        <w:t xml:space="preserve"> Santos</w:t>
       </w:r>
     </w:p>
     <w:p>
@@ -326,23 +322,19 @@
       <w:pPr>
         <w:pStyle w:val="SemEspaamento"/>
       </w:pPr>
+      <w:r>
+        <w:lastRenderedPageBreak/>
+        <w:t>DEDICATÓRIA</w:t>
+      </w:r>
     </w:p>
     <w:p>
       <w:pPr>
         <w:pStyle w:val="SemEspaamento"/>
       </w:pPr>
-      <w:r>
-        <w:t>DEDICATÓRIA</w:t>
-      </w:r>
-    </w:p>
-    <w:p>
-      <w:pPr>
-        <w:pStyle w:val="SemEspaamento"/>
-      </w:pPr>
-    </w:p>
-    <w:p>
-      <w:r>
-        <w:t>Colocar aqui a dedicatória:</w:t>
+    </w:p>
+    <w:p>
+      <w:r>
+        <w:t>Dedicamos nosso trabalho de conclusão de curso a todos aqueles que estiveram conosco, nos apoiaram e foram gentis, durante o trajeto do Ensino Médio.</w:t>
       </w:r>
     </w:p>
     <w:p>
@@ -366,7 +358,16 @@
     </w:p>
     <w:p>
       <w:r>
-        <w:t xml:space="preserve">Colocar aqui os agradecimentos: </w:t>
+        <w:t xml:space="preserve">Prestamos nossos agradecimentos </w:t>
+      </w:r>
+      <w:r>
+        <w:t xml:space="preserve">ao Centro Paula Souza e à instituição ETEC Professora Maria Cristina Medeiros pela oportunidade de realizar este projeto e a professora </w:t>
+      </w:r>
+      <w:r>
+        <w:t>Cíntia Maria de Araújo Pinho</w:t>
+      </w:r>
+      <w:r>
+        <w:t xml:space="preserve"> por nos ter orientado durante o desenvolvimento. </w:t>
       </w:r>
     </w:p>
     <w:p>
@@ -377,10 +378,36 @@
     <w:p/>
     <w:p>
       <w:pPr>
-        <w:spacing w:before="13200"/>
-      </w:pPr>
-      <w:r>
-        <w:t>Frase epígrafe</w:t>
+        <w:spacing w:before="12720" w:after="0"/>
+        <w:ind w:firstLine="4395"/>
+      </w:pPr>
+      <w:proofErr w:type="gramStart"/>
+      <w:r>
+        <w:t>“Enquanto houver amanhã</w:t>
+      </w:r>
+      <w:r>
+        <w:t xml:space="preserve">, </w:t>
+      </w:r>
+    </w:p>
+    <w:p>
+      <w:pPr>
+        <w:spacing w:after="0"/>
+        <w:ind w:firstLine="4395"/>
+      </w:pPr>
+      <w:r>
+        <w:t>O Sol vai nascer novamente”</w:t>
+      </w:r>
+      <w:proofErr w:type="gramEnd"/>
+      <w:r>
+        <w:t xml:space="preserve"> – </w:t>
+      </w:r>
+      <w:proofErr w:type="spellStart"/>
+      <w:r>
+        <w:t>Cleo</w:t>
+      </w:r>
+      <w:proofErr w:type="spellEnd"/>
+      <w:r>
+        <w:t xml:space="preserve"> Sol</w:t>
       </w:r>
     </w:p>
     <w:p>
@@ -468,7 +495,10 @@
           <w:tab w:val="right" w:leader="dot" w:pos="9061"/>
         </w:tabs>
         <w:rPr>
+          <w:rFonts w:asciiTheme="minorHAnsi" w:eastAsiaTheme="minorEastAsia" w:hAnsiTheme="minorHAnsi"/>
           <w:noProof/>
+          <w:sz w:val="22"/>
+          <w:lang w:eastAsia="pt-BR"/>
         </w:rPr>
       </w:pPr>
       <w:r>
@@ -480,13 +510,13 @@
       <w:r>
         <w:fldChar w:fldCharType="separate"/>
       </w:r>
-      <w:hyperlink w:anchor="_Toc226624104" w:history="1">
+      <w:hyperlink w:anchor="_Toc229067316" w:history="1">
         <w:r>
           <w:rPr>
             <w:rStyle w:val="Hyperlink"/>
             <w:noProof/>
           </w:rPr>
-          <w:t>Figura 1: Voluntariado no Brasil</w:t>
+          <w:t>Figura 1: Cardápio de Ideias</w:t>
         </w:r>
         <w:r>
           <w:rPr>
@@ -507,7 +537,108 @@
             <w:noProof/>
             <w:webHidden/>
           </w:rPr>
-          <w:instrText xml:space="preserve"> PAGEREF _Toc226624104 \h </w:instrText>
+          <w:instrText xml:space="preserve"> PAGEREF _Toc229067316 \h </w:instrText>
+        </w:r>
+        <w:r>
+          <w:rPr>
+            <w:noProof/>
+            <w:webHidden/>
+          </w:rPr>
+        </w:r>
+        <w:r>
+          <w:rPr>
+            <w:noProof/>
+            <w:webHidden/>
+          </w:rPr>
+          <w:fldChar w:fldCharType="separate"/>
+        </w:r>
+        <w:r>
+          <w:rPr>
+            <w:noProof/>
+            <w:webHidden/>
+          </w:rPr>
+          <w:t>16</w:t>
+        </w:r>
+        <w:r>
+          <w:rPr>
+            <w:noProof/>
+            <w:webHidden/>
+          </w:rPr>
+          <w:fldChar w:fldCharType="end"/>
+        </w:r>
+      </w:hyperlink>
+    </w:p>
+    <w:p>
+      <w:pPr>
+        <w:ind w:firstLine="0"/>
+      </w:pPr>
+      <w:r>
+        <w:fldChar w:fldCharType="end"/>
+      </w:r>
+    </w:p>
+    <w:p>
+      <w:pPr>
+        <w:pStyle w:val="SemEspaamento"/>
+      </w:pPr>
+      <w:r>
+        <w:t>QUADROS</w:t>
+      </w:r>
+    </w:p>
+    <w:p>
+      <w:pPr>
+        <w:pStyle w:val="SemEspaamento"/>
+      </w:pPr>
+    </w:p>
+    <w:p>
+      <w:pPr>
+        <w:pStyle w:val="ndicedeilustraes"/>
+        <w:tabs>
+          <w:tab w:val="right" w:leader="dot" w:pos="9061"/>
+        </w:tabs>
+        <w:rPr>
+          <w:rFonts w:asciiTheme="minorHAnsi" w:eastAsiaTheme="minorEastAsia" w:hAnsiTheme="minorHAnsi"/>
+          <w:noProof/>
+          <w:sz w:val="22"/>
+          <w:lang w:eastAsia="pt-BR"/>
+        </w:rPr>
+      </w:pPr>
+      <w:r>
+        <w:fldChar w:fldCharType="begin"/>
+      </w:r>
+      <w:r>
+        <w:instrText xml:space="preserve"> TOC \h \z \c "Quadro" </w:instrText>
+      </w:r>
+      <w:r>
+        <w:fldChar w:fldCharType="separate"/>
+      </w:r>
+      <w:hyperlink w:anchor="_Toc229067322" w:history="1">
+        <w:r>
+          <w:rPr>
+            <w:rStyle w:val="Hyperlink"/>
+            <w:noProof/>
+          </w:rPr>
+          <w:t>Quadro 1: Caderno de Sensibilidade</w:t>
+        </w:r>
+        <w:r>
+          <w:rPr>
+            <w:noProof/>
+            <w:webHidden/>
+          </w:rPr>
+          <w:tab/>
+        </w:r>
+        <w:r>
+          <w:rPr>
+            <w:noProof/>
+            <w:webHidden/>
+          </w:rPr>
+          <w:fldChar w:fldCharType="begin"/>
+        </w:r>
+        <w:r>
+          <w:rPr>
+            <w:noProof/>
+            <w:webHidden/>
+          </w:rPr>
+          <w:instrText xml:space="preserve"> PAGEREF _Toc229067322 \h </w:instrText>
         </w:r>
         <w:r>
           <w:rPr>
@@ -539,369 +670,18 @@
       </w:hyperlink>
     </w:p>
     <w:p>
-      <w:pPr>
-        <w:pStyle w:val="ndicedeilustraes"/>
-        <w:tabs>
-          <w:tab w:val="right" w:leader="dot" w:pos="9061"/>
-        </w:tabs>
-        <w:rPr>
-          <w:noProof/>
-        </w:rPr>
-      </w:pPr>
-      <w:hyperlink w:anchor="_Toc226624105" w:history="1">
-        <w:r>
-          <w:rPr>
-            <w:rStyle w:val="Hyperlink"/>
-            <w:noProof/>
-          </w:rPr>
-          <w:t>Figura 2: Título</w:t>
-        </w:r>
-        <w:r>
-          <w:rPr>
-            <w:noProof/>
-            <w:webHidden/>
-          </w:rPr>
-          <w:tab/>
-        </w:r>
-        <w:r>
-          <w:rPr>
-            <w:noProof/>
-            <w:webHidden/>
-          </w:rPr>
-          <w:fldChar w:fldCharType="begin"/>
-        </w:r>
-        <w:r>
-          <w:rPr>
-            <w:noProof/>
-            <w:webHidden/>
-          </w:rPr>
-          <w:instrText xml:space="preserve"> PAGEREF _Toc226624105 \h </w:instrText>
-        </w:r>
-        <w:r>
-          <w:rPr>
-            <w:noProof/>
-            <w:webHidden/>
-          </w:rPr>
-        </w:r>
-        <w:r>
-          <w:rPr>
-            <w:noProof/>
-            <w:webHidden/>
-          </w:rPr>
-          <w:fldChar w:fldCharType="separate"/>
-        </w:r>
-        <w:r>
-          <w:rPr>
-            <w:noProof/>
-            <w:webHidden/>
-          </w:rPr>
-          <w:t>14</w:t>
-        </w:r>
-        <w:r>
-          <w:rPr>
-            <w:noProof/>
-            <w:webHidden/>
-          </w:rPr>
-          <w:fldChar w:fldCharType="end"/>
-        </w:r>
-      </w:hyperlink>
-    </w:p>
-    <w:p>
       <w:r>
         <w:fldChar w:fldCharType="end"/>
       </w:r>
-    </w:p>
-    <w:p>
-      <w:pPr>
-        <w:pStyle w:val="SemEspaamento"/>
-      </w:pPr>
-      <w:r>
-        <w:t>GRÁFICOS</w:t>
-      </w:r>
-    </w:p>
-    <w:p>
-      <w:pPr>
-        <w:pStyle w:val="SemEspaamento"/>
-      </w:pPr>
-    </w:p>
-    <w:p>
-      <w:pPr>
-        <w:pStyle w:val="ndicedeilustraes"/>
-        <w:tabs>
-          <w:tab w:val="right" w:leader="dot" w:pos="9061"/>
-        </w:tabs>
-        <w:rPr>
-          <w:rFonts w:asciiTheme="minorHAnsi" w:eastAsiaTheme="minorEastAsia" w:hAnsiTheme="minorHAnsi"/>
-          <w:noProof/>
-          <w:sz w:val="22"/>
-          <w:lang w:eastAsia="pt-BR"/>
-        </w:rPr>
-      </w:pPr>
       <w:r>
         <w:fldChar w:fldCharType="begin"/>
       </w:r>
       <w:r>
-        <w:instrText xml:space="preserve"> TOC \h \z \c "Gráfico" </w:instrText>
+        <w:instrText xml:space="preserve"> TOC \h \z \c "Tabela" </w:instrText>
       </w:r>
       <w:r>
         <w:fldChar w:fldCharType="separate"/>
       </w:r>
-      <w:hyperlink w:anchor="_Toc226624135" w:history="1">
-        <w:r>
-          <w:rPr>
-            <w:rStyle w:val="Hyperlink"/>
-            <w:noProof/>
-          </w:rPr>
-          <w:t>Gráfico 1: Idade do Público Alvo</w:t>
-        </w:r>
-        <w:r>
-          <w:rPr>
-            <w:noProof/>
-            <w:webHidden/>
-          </w:rPr>
-          <w:tab/>
-        </w:r>
-        <w:r>
-          <w:rPr>
-            <w:noProof/>
-            <w:webHidden/>
-          </w:rPr>
-          <w:fldChar w:fldCharType="begin"/>
-        </w:r>
-        <w:r>
-          <w:rPr>
-            <w:noProof/>
-            <w:webHidden/>
-          </w:rPr>
-          <w:instrText xml:space="preserve"> PAGEREF _Toc226624135 \h </w:instrText>
-        </w:r>
-        <w:r>
-          <w:rPr>
-            <w:noProof/>
-            <w:webHidden/>
-          </w:rPr>
-        </w:r>
-        <w:r>
-          <w:rPr>
-            <w:noProof/>
-            <w:webHidden/>
-          </w:rPr>
-          <w:fldChar w:fldCharType="separate"/>
-        </w:r>
-        <w:r>
-          <w:rPr>
-            <w:noProof/>
-            <w:webHidden/>
-          </w:rPr>
-          <w:t>16</w:t>
-        </w:r>
-        <w:r>
-          <w:rPr>
-            <w:noProof/>
-            <w:webHidden/>
-          </w:rPr>
-          <w:fldChar w:fldCharType="end"/>
-        </w:r>
-      </w:hyperlink>
-    </w:p>
-    <w:p>
-      <w:r>
-        <w:fldChar w:fldCharType="end"/>
-      </w:r>
-    </w:p>
-    <w:p>
-      <w:pPr>
-        <w:pStyle w:val="SemEspaamento"/>
-      </w:pPr>
-      <w:r>
-        <w:t>QUADROS</w:t>
-      </w:r>
-    </w:p>
-    <w:p>
-      <w:pPr>
-        <w:pStyle w:val="SemEspaamento"/>
-      </w:pPr>
-    </w:p>
-    <w:p>
-      <w:pPr>
-        <w:pStyle w:val="ndicedeilustraes"/>
-        <w:tabs>
-          <w:tab w:val="right" w:leader="dot" w:pos="9061"/>
-        </w:tabs>
-        <w:rPr>
-          <w:rFonts w:asciiTheme="minorHAnsi" w:eastAsiaTheme="minorEastAsia" w:hAnsiTheme="minorHAnsi"/>
-          <w:noProof/>
-          <w:sz w:val="22"/>
-          <w:lang w:eastAsia="pt-BR"/>
-        </w:rPr>
-      </w:pPr>
-      <w:r>
-        <w:fldChar w:fldCharType="begin"/>
-      </w:r>
-      <w:r>
-        <w:instrText xml:space="preserve"> TOC \h \z \c "Quadro" </w:instrText>
-      </w:r>
-      <w:r>
-        <w:fldChar w:fldCharType="separate"/>
-      </w:r>
-      <w:hyperlink w:anchor="_Toc226624158" w:history="1">
-        <w:r>
-          <w:rPr>
-            <w:rStyle w:val="Hyperlink"/>
-            <w:noProof/>
-          </w:rPr>
-          <w:t>Quadro 1: Caderno de Sensibilidade</w:t>
-        </w:r>
-        <w:r>
-          <w:rPr>
-            <w:noProof/>
-            <w:webHidden/>
-          </w:rPr>
-          <w:tab/>
-        </w:r>
-        <w:r>
-          <w:rPr>
-            <w:noProof/>
-            <w:webHidden/>
-          </w:rPr>
-          <w:fldChar w:fldCharType="begin"/>
-        </w:r>
-        <w:r>
-          <w:rPr>
-            <w:noProof/>
-            <w:webHidden/>
-          </w:rPr>
-          <w:instrText xml:space="preserve"> PAGEREF _Toc226624158 \h </w:instrText>
-        </w:r>
-        <w:r>
-          <w:rPr>
-            <w:noProof/>
-            <w:webHidden/>
-          </w:rPr>
-        </w:r>
-        <w:r>
-          <w:rPr>
-            <w:noProof/>
-            <w:webHidden/>
-          </w:rPr>
-          <w:fldChar w:fldCharType="separate"/>
-        </w:r>
-        <w:r>
-          <w:rPr>
-            <w:noProof/>
-            <w:webHidden/>
-          </w:rPr>
-          <w:t>15</w:t>
-        </w:r>
-        <w:r>
-          <w:rPr>
-            <w:noProof/>
-            <w:webHidden/>
-          </w:rPr>
-          <w:fldChar w:fldCharType="end"/>
-        </w:r>
-      </w:hyperlink>
-    </w:p>
-    <w:p>
-      <w:r>
-        <w:fldChar w:fldCharType="end"/>
-      </w:r>
-    </w:p>
-    <w:p>
-      <w:pPr>
-        <w:pStyle w:val="SemEspaamento"/>
-      </w:pPr>
-      <w:r>
-        <w:t>TABELAS</w:t>
-      </w:r>
-    </w:p>
-    <w:p>
-      <w:pPr>
-        <w:ind w:firstLine="0"/>
-        <w:rPr>
-          <w:noProof/>
-        </w:rPr>
-      </w:pPr>
-      <w:r>
-        <w:fldChar w:fldCharType="begin"/>
-      </w:r>
-      <w:r>
-        <w:instrText xml:space="preserve"> TOC \h \z \c "Tabela" </w:instrText>
-      </w:r>
-      <w:r>
-        <w:fldChar w:fldCharType="separate"/>
-      </w:r>
-    </w:p>
-    <w:p>
-      <w:pPr>
-        <w:pStyle w:val="ndicedeilustraes"/>
-        <w:tabs>
-          <w:tab w:val="right" w:leader="dot" w:pos="9061"/>
-        </w:tabs>
-        <w:rPr>
-          <w:rFonts w:asciiTheme="minorHAnsi" w:eastAsiaTheme="minorEastAsia" w:hAnsiTheme="minorHAnsi"/>
-          <w:noProof/>
-          <w:sz w:val="22"/>
-          <w:lang w:eastAsia="pt-BR"/>
-        </w:rPr>
-      </w:pPr>
-      <w:hyperlink w:anchor="_Toc226624213" w:history="1">
-        <w:r>
-          <w:rPr>
-            <w:rStyle w:val="Hyperlink"/>
-            <w:noProof/>
-          </w:rPr>
-          <w:t>Tabela 1: Preços do Serviço</w:t>
-        </w:r>
-        <w:r>
-          <w:rPr>
-            <w:noProof/>
-            <w:webHidden/>
-          </w:rPr>
-          <w:tab/>
-        </w:r>
-        <w:r>
-          <w:rPr>
-            <w:noProof/>
-            <w:webHidden/>
-          </w:rPr>
-          <w:fldChar w:fldCharType="begin"/>
-        </w:r>
-        <w:r>
-          <w:rPr>
-            <w:noProof/>
-            <w:webHidden/>
-          </w:rPr>
-          <w:instrText xml:space="preserve"> PAGEREF _Toc226624213 \h </w:instrText>
-        </w:r>
-        <w:r>
-          <w:rPr>
-            <w:noProof/>
-            <w:webHidden/>
-          </w:rPr>
-        </w:r>
-        <w:r>
-          <w:rPr>
-            <w:noProof/>
-            <w:webHidden/>
-          </w:rPr>
-          <w:fldChar w:fldCharType="separate"/>
-        </w:r>
-        <w:r>
-          <w:rPr>
-            <w:noProof/>
-            <w:webHidden/>
-          </w:rPr>
-          <w:t>19</w:t>
-        </w:r>
-        <w:r>
-          <w:rPr>
-            <w:noProof/>
-            <w:webHidden/>
-          </w:rPr>
-          <w:fldChar w:fldCharType="end"/>
-        </w:r>
-      </w:hyperlink>
     </w:p>
     <w:p>
       <w:pPr>
@@ -927,18 +707,8 @@
         <w:fldChar w:fldCharType="end"/>
       </w:r>
       <w:r>
-        <w:t>SU</w:t>
-      </w:r>
-      <w:bookmarkStart w:id="0" w:name="_GoBack"/>
-      <w:bookmarkEnd w:id="0"/>
-      <w:r>
-        <w:t>MÁRIO</w:t>
-      </w:r>
-    </w:p>
-    <w:p>
-      <w:pPr>
-        <w:pStyle w:val="SemEspaamento"/>
-      </w:pPr>
+        <w:t>SUMÁRIO</w:t>
+      </w:r>
     </w:p>
     <w:sdt>
       <w:sdtPr>
@@ -986,7 +756,7 @@
           <w:r>
             <w:fldChar w:fldCharType="separate"/>
           </w:r>
-          <w:hyperlink w:anchor="_Toc229048936" w:history="1">
+          <w:hyperlink w:anchor="_Toc229067305" w:history="1">
             <w:r>
               <w:rPr>
                 <w:rStyle w:val="Hyperlink"/>
@@ -1029,7 +799,7 @@
                 <w:noProof/>
                 <w:webHidden/>
               </w:rPr>
-              <w:instrText xml:space="preserve"> PAGEREF _Toc229048936 \h </w:instrText>
+              <w:instrText xml:space="preserve"> PAGEREF _Toc229067305 \h </w:instrText>
             </w:r>
             <w:r>
               <w:rPr>
@@ -1070,7 +840,7 @@
               <w:lang w:eastAsia="pt-BR"/>
             </w:rPr>
           </w:pPr>
-          <w:hyperlink w:anchor="_Toc229048937" w:history="1">
+          <w:hyperlink w:anchor="_Toc229067306" w:history="1">
             <w:r>
               <w:rPr>
                 <w:rStyle w:val="Hyperlink"/>
@@ -1113,7 +883,7 @@
                 <w:noProof/>
                 <w:webHidden/>
               </w:rPr>
-              <w:instrText xml:space="preserve"> PAGEREF _Toc229048937 \h </w:instrText>
+              <w:instrText xml:space="preserve"> PAGEREF _Toc229067306 \h </w:instrText>
             </w:r>
             <w:r>
               <w:rPr>
@@ -1133,7 +903,7 @@
                 <w:noProof/>
                 <w:webHidden/>
               </w:rPr>
-              <w:t>10</w:t>
+              <w:t>11</w:t>
             </w:r>
             <w:r>
               <w:rPr>
@@ -1154,7 +924,7 @@
               <w:lang w:eastAsia="pt-BR"/>
             </w:rPr>
           </w:pPr>
-          <w:hyperlink w:anchor="_Toc229048938" w:history="1">
+          <w:hyperlink w:anchor="_Toc229067307" w:history="1">
             <w:r>
               <w:rPr>
                 <w:rStyle w:val="Hyperlink"/>
@@ -1197,7 +967,7 @@
                 <w:noProof/>
                 <w:webHidden/>
               </w:rPr>
-              <w:instrText xml:space="preserve"> PAGEREF _Toc229048938 \h </w:instrText>
+              <w:instrText xml:space="preserve"> PAGEREF _Toc229067307 \h </w:instrText>
             </w:r>
             <w:r>
               <w:rPr>
@@ -1217,7 +987,7 @@
                 <w:noProof/>
                 <w:webHidden/>
               </w:rPr>
-              <w:t>10</w:t>
+              <w:t>12</w:t>
             </w:r>
             <w:r>
               <w:rPr>
@@ -1238,7 +1008,7 @@
               <w:lang w:eastAsia="pt-BR"/>
             </w:rPr>
           </w:pPr>
-          <w:hyperlink w:anchor="_Toc229048939" w:history="1">
+          <w:hyperlink w:anchor="_Toc229067308" w:history="1">
             <w:r>
               <w:rPr>
                 <w:rStyle w:val="Hyperlink"/>
@@ -1281,7 +1051,7 @@
                 <w:noProof/>
                 <w:webHidden/>
               </w:rPr>
-              <w:instrText xml:space="preserve"> PAGEREF _Toc229048939 \h </w:instrText>
+              <w:instrText xml:space="preserve"> PAGEREF _Toc229067308 \h </w:instrText>
             </w:r>
             <w:r>
               <w:rPr>
@@ -1301,7 +1071,7 @@
                 <w:noProof/>
                 <w:webHidden/>
               </w:rPr>
-              <w:t>12</w:t>
+              <w:t>13</w:t>
             </w:r>
             <w:r>
               <w:rPr>
@@ -1322,7 +1092,7 @@
               <w:lang w:eastAsia="pt-BR"/>
             </w:rPr>
           </w:pPr>
-          <w:hyperlink w:anchor="_Toc229048940" w:history="1">
+          <w:hyperlink w:anchor="_Toc229067309" w:history="1">
             <w:r>
               <w:rPr>
                 <w:rStyle w:val="Hyperlink"/>
@@ -1365,7 +1135,7 @@
                 <w:noProof/>
                 <w:webHidden/>
               </w:rPr>
-              <w:instrText xml:space="preserve"> PAGEREF _Toc229048940 \h </w:instrText>
+              <w:instrText xml:space="preserve"> PAGEREF _Toc229067309 \h </w:instrText>
             </w:r>
             <w:r>
               <w:rPr>
@@ -1385,7 +1155,7 @@
                 <w:noProof/>
                 <w:webHidden/>
               </w:rPr>
-              <w:t>12</w:t>
+              <w:t>13</w:t>
             </w:r>
             <w:r>
               <w:rPr>
@@ -1406,7 +1176,7 @@
               <w:lang w:eastAsia="pt-BR"/>
             </w:rPr>
           </w:pPr>
-          <w:hyperlink w:anchor="_Toc229048941" w:history="1">
+          <w:hyperlink w:anchor="_Toc229067310" w:history="1">
             <w:r>
               <w:rPr>
                 <w:rStyle w:val="Hyperlink"/>
@@ -1449,7 +1219,7 @@
                 <w:noProof/>
                 <w:webHidden/>
               </w:rPr>
-              <w:instrText xml:space="preserve"> PAGEREF _Toc229048941 \h </w:instrText>
+              <w:instrText xml:space="preserve"> PAGEREF _Toc229067310 \h </w:instrText>
             </w:r>
             <w:r>
               <w:rPr>
@@ -1469,7 +1239,7 @@
                 <w:noProof/>
                 <w:webHidden/>
               </w:rPr>
-              <w:t>14</w:t>
+              <w:t>15</w:t>
             </w:r>
             <w:r>
               <w:rPr>
@@ -1490,7 +1260,7 @@
               <w:lang w:eastAsia="pt-BR"/>
             </w:rPr>
           </w:pPr>
-          <w:hyperlink w:anchor="_Toc229048942" w:history="1">
+          <w:hyperlink w:anchor="_Toc229067311" w:history="1">
             <w:r>
               <w:rPr>
                 <w:rStyle w:val="Hyperlink"/>
@@ -1533,7 +1303,7 @@
                 <w:noProof/>
                 <w:webHidden/>
               </w:rPr>
-              <w:instrText xml:space="preserve"> PAGEREF _Toc229048942 \h </w:instrText>
+              <w:instrText xml:space="preserve"> PAGEREF _Toc229067311 \h </w:instrText>
             </w:r>
             <w:r>
               <w:rPr>
@@ -1553,7 +1323,7 @@
                 <w:noProof/>
                 <w:webHidden/>
               </w:rPr>
-              <w:t>14</w:t>
+              <w:t>15</w:t>
             </w:r>
             <w:r>
               <w:rPr>
@@ -1574,7 +1344,7 @@
               <w:lang w:eastAsia="pt-BR"/>
             </w:rPr>
           </w:pPr>
-          <w:hyperlink w:anchor="_Toc229048943" w:history="1">
+          <w:hyperlink w:anchor="_Toc229067312" w:history="1">
             <w:r>
               <w:rPr>
                 <w:rStyle w:val="Hyperlink"/>
@@ -1617,7 +1387,7 @@
                 <w:noProof/>
                 <w:webHidden/>
               </w:rPr>
-              <w:instrText xml:space="preserve"> PAGEREF _Toc229048943 \h </w:instrText>
+              <w:instrText xml:space="preserve"> PAGEREF _Toc229067312 \h </w:instrText>
             </w:r>
             <w:r>
               <w:rPr>
@@ -1637,7 +1407,7 @@
                 <w:noProof/>
                 <w:webHidden/>
               </w:rPr>
-              <w:t>15</w:t>
+              <w:t>16</w:t>
             </w:r>
             <w:r>
               <w:rPr>
@@ -1658,7 +1428,7 @@
               <w:lang w:eastAsia="pt-BR"/>
             </w:rPr>
           </w:pPr>
-          <w:hyperlink w:anchor="_Toc229048944" w:history="1">
+          <w:hyperlink w:anchor="_Toc229067313" w:history="1">
             <w:r>
               <w:rPr>
                 <w:rStyle w:val="Hyperlink"/>
@@ -1701,7 +1471,7 @@
                 <w:noProof/>
                 <w:webHidden/>
               </w:rPr>
-              <w:instrText xml:space="preserve"> PAGEREF _Toc229048944 \h </w:instrText>
+              <w:instrText xml:space="preserve"> PAGEREF _Toc229067313 \h </w:instrText>
             </w:r>
             <w:r>
               <w:rPr>
@@ -1721,7 +1491,7 @@
                 <w:noProof/>
                 <w:webHidden/>
               </w:rPr>
-              <w:t>15</w:t>
+              <w:t>16</w:t>
             </w:r>
             <w:r>
               <w:rPr>
@@ -1742,7 +1512,7 @@
               <w:lang w:eastAsia="pt-BR"/>
             </w:rPr>
           </w:pPr>
-          <w:hyperlink w:anchor="_Toc229048945" w:history="1">
+          <w:hyperlink w:anchor="_Toc229067314" w:history="1">
             <w:r>
               <w:rPr>
                 <w:rStyle w:val="Hyperlink"/>
@@ -1769,7 +1539,7 @@
                 <w:noProof/>
                 <w:webHidden/>
               </w:rPr>
-              <w:instrText xml:space="preserve"> PAGEREF _Toc229048945 \h </w:instrText>
+              <w:instrText xml:space="preserve"> PAGEREF _Toc229067314 \h </w:instrText>
             </w:r>
             <w:r>
               <w:rPr>
@@ -1789,7 +1559,7 @@
                 <w:noProof/>
                 <w:webHidden/>
               </w:rPr>
-              <w:t>16</w:t>
+              <w:t>17</w:t>
             </w:r>
             <w:r>
               <w:rPr>
@@ -1808,6 +1578,8 @@
             <w:fldChar w:fldCharType="end"/>
           </w:r>
         </w:p>
+        <w:bookmarkStart w:id="0" w:name="_GoBack" w:displacedByCustomXml="next"/>
+        <w:bookmarkEnd w:id="0" w:displacedByCustomXml="next"/>
       </w:sdtContent>
     </w:sdt>
     <w:p>
@@ -1831,7 +1603,7 @@
       <w:pPr>
         <w:pStyle w:val="Ttulo1"/>
       </w:pPr>
-      <w:bookmarkStart w:id="1" w:name="_Toc229048936"/>
+      <w:bookmarkStart w:id="1" w:name="_Toc229067305"/>
       <w:r>
         <w:lastRenderedPageBreak/>
         <w:t>INTRODUÇÃO</w:t>
@@ -1841,36 +1613,113 @@
     <w:p>
       <w:pPr>
         <w:rPr>
-          <w:rFonts w:ascii="Times New Roman" w:hAnsi="Times New Roman"/>
-        </w:rPr>
-      </w:pPr>
-      <w:r>
-        <w:t xml:space="preserve">Nos últimos anos, o avanço da tecnologia tem transformado a forma como as pessoas consomem informações e participam de eventos </w:t>
-      </w:r>
-      <w:r>
-        <w:t>culturais. Diante</w:t>
-      </w:r>
-      <w:r>
-        <w:t xml:space="preserve"> disso destaca-se o uso de plataformas digitais para a divulgação de eventos </w:t>
-      </w:r>
-      <w:r>
-        <w:t>culturais, shows</w:t>
-      </w:r>
-      <w:r>
-        <w:t xml:space="preserve"> e peças de teatro de grande visibilidade. Dessa forma surge o questionamento: Como os públicos mais distantes poderiam</w:t>
-      </w:r>
-      <w:r>
-        <w:t xml:space="preserve"> aproveitar o melhor da cultura</w:t>
-      </w:r>
-      <w:r>
-        <w:t>, ainda mais em um país em que há uma grande diversificação de tradições?</w:t>
+          <w:rFonts w:ascii="Times New Roman" w:hAnsi="Times New Roman" w:cs="Times New Roman"/>
+          <w:szCs w:val="24"/>
+          <w:lang w:eastAsia="pt-BR"/>
+        </w:rPr>
+      </w:pPr>
+      <w:r>
+        <w:rPr>
+          <w:lang w:eastAsia="pt-BR"/>
+        </w:rPr>
+        <w:t>Nos últimos anos, o avanço da tecnologia tem transformado significativamente a forma como as pessoas consomem informações, se comunicam e participam de atividades culturais. A expansão da internet e o crescimento das plataformas digitais possibilitaram novas maneiras de acesso à cultura, tornando conteúdos culturais mais acessíveis e ampliando o alcance de eventos e manifestações artísticas. Segundo a UNESCO, as tecnologias digitais possuem grande impacto na maneira como a sociedade experimenta e acessa a cultura, além de contribuírem para a preservação e divulgação do patrimônio cultural.</w:t>
+      </w:r>
+    </w:p>
+    <w:p>
+      <w:pPr>
+        <w:rPr>
+          <w:rFonts w:ascii="Times New Roman" w:hAnsi="Times New Roman" w:cs="Times New Roman"/>
+          <w:szCs w:val="24"/>
+          <w:lang w:eastAsia="pt-BR"/>
+        </w:rPr>
+      </w:pPr>
+      <w:r>
+        <w:rPr>
+          <w:lang w:eastAsia="pt-BR"/>
+        </w:rPr>
+        <w:t>Nesse contexto, destaca-se o uso de plataformas digitais voltadas para a divulgação de eventos culturais, shows, exposições, festivais e peças teatrais. Redes sociais, aplicativos e sites especializados passaram a desempenhar um papel importante na disseminação rápida de informações culturais, permitindo que diferentes públicos tenham conhecimento sobre atividades culturais disponíveis em diversas regiões. Além disso, os meios digitais possibilitam maior interação entre artistas, produtores culturais e espectadores, fortalecendo a circulação da cultura no ambiente virtual.</w:t>
+      </w:r>
+    </w:p>
+    <w:p>
+      <w:pPr>
+        <w:rPr>
+          <w:rFonts w:ascii="Times New Roman" w:hAnsi="Times New Roman" w:cs="Times New Roman"/>
+          <w:szCs w:val="24"/>
+          <w:lang w:eastAsia="pt-BR"/>
+        </w:rPr>
+      </w:pPr>
+      <w:r>
+        <w:rPr>
+          <w:lang w:eastAsia="pt-BR"/>
+        </w:rPr>
+        <w:t>Entretanto, apesar dos avanços proporcionados pela tecnologia, ainda existem dificuldades relacionadas ao acesso cultural em regiões periféricas e afastadas dos grandes centros urbanos. Em um país como o Brasil, caracterizado por ampla diversidade cultural, tradições regionais e desigualdades sociais, grande parte da população ainda enfrenta limitações no acesso à informação cultural e às oportunidades de participação em eventos culturais. Dessa forma, surge o seguinte questionamento: como os públicos mais distantes poderiam aproveitar melhor a cultura, considerando a grande diversidade de tradições existentes no país?</w:t>
+      </w:r>
+    </w:p>
+    <w:p>
+      <w:pPr>
+        <w:rPr>
+          <w:rFonts w:ascii="Times New Roman" w:hAnsi="Times New Roman" w:cs="Times New Roman"/>
+          <w:szCs w:val="24"/>
+          <w:lang w:eastAsia="pt-BR"/>
+        </w:rPr>
+      </w:pPr>
+      <w:r>
+        <w:rPr>
+          <w:lang w:eastAsia="pt-BR"/>
+        </w:rPr>
+        <w:t xml:space="preserve">De acordo com o sociólogo Pierre </w:t>
+      </w:r>
+      <w:proofErr w:type="spellStart"/>
+      <w:r>
+        <w:rPr>
+          <w:lang w:eastAsia="pt-BR"/>
+        </w:rPr>
+        <w:t>Bourdieu</w:t>
+      </w:r>
+      <w:proofErr w:type="spellEnd"/>
+      <w:r>
+        <w:rPr>
+          <w:lang w:eastAsia="pt-BR"/>
+        </w:rPr>
+        <w:t>, o acesso à cultura está diretamente relacionado ao chamado “capital cultural”, conceito que representa o conjunto de conhecimentos, experiências e oportunidades culturais adquiridos pelos indivíduos ao longo da vida. Assim, pessoas que possuem menor acesso à informação, educação e atividades culturais tendem a enfrentar maiores dificuldades para participar de manifestações culturais e desenvolver repertório cultural.</w:t>
+      </w:r>
+    </w:p>
+    <w:p>
+      <w:pPr>
+        <w:rPr>
+          <w:rFonts w:ascii="Times New Roman" w:hAnsi="Times New Roman" w:cs="Times New Roman"/>
+          <w:szCs w:val="24"/>
+          <w:lang w:eastAsia="pt-BR"/>
+        </w:rPr>
+      </w:pPr>
+      <w:r>
+        <w:rPr>
+          <w:lang w:eastAsia="pt-BR"/>
+        </w:rPr>
+        <w:lastRenderedPageBreak/>
+        <w:t>Dessa maneira, a utilização de plataformas digitais voltadas à divulgação cultural pode contribuir para reduzir barreiras de acesso à cultura e democratizar a informação cultural. A transformação digital no setor cultural cria novas oportunidades para aproximar a população de manifestações artísticas e patrimônios culturais, permitindo que conteúdos culturais sejam acessados de forma mais ampla e inclusiva.</w:t>
+      </w:r>
+    </w:p>
+    <w:p>
+      <w:pPr>
+        <w:rPr>
+          <w:rFonts w:ascii="Times New Roman" w:hAnsi="Times New Roman" w:cs="Times New Roman"/>
+          <w:szCs w:val="24"/>
+          <w:lang w:eastAsia="pt-BR"/>
+        </w:rPr>
+      </w:pPr>
+      <w:r>
+        <w:rPr>
+          <w:lang w:eastAsia="pt-BR"/>
+        </w:rPr>
+        <w:t>Assim, o presente trabalho tem como objetivo analisar a importância das plataformas digitais na democratização do acesso à cultura, considerando sua contribuição para a divulgação de eventos culturais e para a valorização da diversidade cultural brasileira. Além disso, busca compreender de que forma a tecnologia pode auxiliar na aproximação entre a população e as manifestações culturais presentes em diferentes regiões do país.</w:t>
       </w:r>
     </w:p>
     <w:p>
       <w:pPr>
         <w:pStyle w:val="Ttulo2"/>
       </w:pPr>
-      <w:bookmarkStart w:id="2" w:name="_Toc229048937"/>
+      <w:bookmarkStart w:id="2" w:name="_Toc229067306"/>
       <w:r>
         <w:t>Problemática</w:t>
       </w:r>
@@ -1944,19 +1793,16 @@
       <w:pPr>
         <w:pStyle w:val="Ttulo2"/>
       </w:pPr>
-      <w:bookmarkStart w:id="3" w:name="_Toc229048938"/>
-      <w:r>
+      <w:bookmarkStart w:id="3" w:name="_Toc229067307"/>
+      <w:r>
+        <w:lastRenderedPageBreak/>
         <w:t>Justificativa</w:t>
       </w:r>
       <w:bookmarkEnd w:id="3"/>
     </w:p>
     <w:p>
       <w:r>
-        <w:t xml:space="preserve">A relevância do presente projeto fundamenta-se no fato de que a participação em eventos culturais ao vivo, como shows, contribui para a melhoria da saúde mental e do bem-estar, auxiliando na redução do estresse e da ansiedade, além de favorecer a socialização entre indivíduos (BIACHIN, 2025). O Brasil, por si só, é o segundo país </w:t>
-      </w:r>
-      <w:r>
-        <w:lastRenderedPageBreak/>
-        <w:t>que mais consome shows ao vivo, sejam de cunho nacional ou internacional, o que evidencia o forte interesse da população por esse tipo de experiência cultural e torna uma iniciativa que simplifique o usufruto desses eventos para o público brasileiro essencial.</w:t>
+        <w:t>A relevância do presente projeto fundamenta-se no fato de que a participação em eventos culturais ao vivo, como shows, contribui para a melhoria da saúde mental e do bem-estar, auxiliando na redução do estresse e da ansiedade, além de favorecer a socialização entre indivíduos (BIACHIN, 2025). O Brasil, por si só, é o segundo país que mais consome shows ao vivo, sejam de cunho nacional ou internacional, o que evidencia o forte interesse da população por esse tipo de experiência cultural e torna uma iniciativa que simplifique o usufruto desses eventos para o público brasileiro essencial.</w:t>
       </w:r>
     </w:p>
     <w:p>
@@ -1993,7 +1839,7 @@
       <w:pPr>
         <w:pStyle w:val="Ttulo1"/>
       </w:pPr>
-      <w:bookmarkStart w:id="4" w:name="_Toc229048939"/>
+      <w:bookmarkStart w:id="4" w:name="_Toc229067308"/>
       <w:r>
         <w:lastRenderedPageBreak/>
         <w:t>IMERSÃO</w:t>
@@ -2023,7 +1869,7 @@
       <w:pPr>
         <w:pStyle w:val="Ttulo2"/>
       </w:pPr>
-      <w:bookmarkStart w:id="5" w:name="_Toc229048940"/>
+      <w:bookmarkStart w:id="5" w:name="_Toc229067309"/>
       <w:r>
         <w:t>Caderno de Sensibilidade</w:t>
       </w:r>
@@ -2034,31 +1880,18 @@
         <w:pStyle w:val="Legenda"/>
         <w:keepNext/>
       </w:pPr>
-      <w:bookmarkStart w:id="6" w:name="_Toc226624158"/>
+      <w:bookmarkStart w:id="6" w:name="_Toc229067322"/>
       <w:r>
         <w:t xml:space="preserve">Quadro </w:t>
       </w:r>
-      <w:r>
-        <w:fldChar w:fldCharType="begin"/>
-      </w:r>
-      <w:r>
-        <w:instrText xml:space="preserve"> SEQ Quadro \* ARABIC </w:instrText>
-      </w:r>
-      <w:r>
-        <w:fldChar w:fldCharType="separate"/>
-      </w:r>
-      <w:r>
-        <w:rPr>
-          <w:noProof/>
-        </w:rPr>
-        <w:t>1</w:t>
-      </w:r>
-      <w:r>
-        <w:rPr>
-          <w:noProof/>
-        </w:rPr>
-        <w:fldChar w:fldCharType="end"/>
-      </w:r>
+      <w:fldSimple w:instr=" SEQ Quadro \* ARABIC ">
+        <w:r>
+          <w:rPr>
+            <w:noProof/>
+          </w:rPr>
+          <w:t>1</w:t>
+        </w:r>
+      </w:fldSimple>
       <w:r>
         <w:t>: Caderno de Sensibilidade</w:t>
       </w:r>
@@ -2119,7 +1952,7 @@
       </w:tr>
       <w:tr>
         <w:trPr>
-          <w:trHeight w:val="763"/>
+          <w:trHeight w:val="1144"/>
         </w:trPr>
         <w:tc>
           <w:tcPr>
@@ -2127,6 +1960,7 @@
           </w:tcPr>
           <w:p>
             <w:pPr>
+              <w:ind w:firstLine="0"/>
               <w:rPr>
                 <w:rFonts w:ascii="Times New Roman" w:hAnsi="Times New Roman"/>
               </w:rPr>
@@ -2142,6 +1976,7 @@
           </w:tcPr>
           <w:p>
             <w:pPr>
+              <w:spacing w:after="100" w:afterAutospacing="1"/>
               <w:ind w:firstLine="0"/>
               <w:jc w:val="center"/>
               <w:rPr>
@@ -2171,6 +2006,9 @@
             <w:tcW w:w="7148" w:type="dxa"/>
           </w:tcPr>
           <w:p>
+            <w:pPr>
+              <w:ind w:firstLine="0"/>
+            </w:pPr>
             <w:r>
               <w:t>Os shows internacionais se concentram em algumas poucas cidades distantes das regiões norte e centro-oeste do país</w:t>
             </w:r>
@@ -2182,6 +2020,7 @@
           </w:tcPr>
           <w:p>
             <w:pPr>
+              <w:spacing w:after="0"/>
               <w:ind w:firstLine="0"/>
               <w:jc w:val="center"/>
               <w:rPr>
@@ -2208,9 +2047,17 @@
             <w:tcW w:w="7148" w:type="dxa"/>
           </w:tcPr>
           <w:p>
-            <w:r>
-              <w:t>Até os moradores da região metropolitana de São Paulo, estado cuja capital abriga frequentemente grandes eventos, precisam se preocupar com mobilidade ou até hospedagem</w:t>
-            </w:r>
+            <w:pPr>
+              <w:ind w:firstLine="0"/>
+            </w:pPr>
+            <w:r>
+              <w:t xml:space="preserve">Até os moradores da região metropolitana de São Paulo, estado cuja capital abriga frequentemente grandes eventos, precisam se preocupar com mobilidade ou até </w:t>
+            </w:r>
+            <w:proofErr w:type="gramStart"/>
+            <w:r>
+              <w:t>hospedagem</w:t>
+            </w:r>
+            <w:proofErr w:type="gramEnd"/>
           </w:p>
         </w:tc>
         <w:tc>
@@ -2219,6 +2066,7 @@
           </w:tcPr>
           <w:p>
             <w:pPr>
+              <w:spacing w:after="0"/>
               <w:ind w:firstLine="0"/>
               <w:jc w:val="center"/>
               <w:rPr>
@@ -2245,6 +2093,9 @@
             <w:tcW w:w="7148" w:type="dxa"/>
           </w:tcPr>
           <w:p>
+            <w:pPr>
+              <w:ind w:firstLine="0"/>
+            </w:pPr>
             <w:r>
               <w:rPr>
                 <w:color w:val="141414"/>
@@ -2260,6 +2111,7 @@
           </w:tcPr>
           <w:p>
             <w:pPr>
+              <w:spacing w:after="0"/>
               <w:ind w:firstLine="0"/>
               <w:jc w:val="center"/>
               <w:rPr>
@@ -2296,14 +2148,7 @@
               <w:rPr>
                 <w:shd w:val="clear" w:color="auto" w:fill="FFFFFF"/>
               </w:rPr>
-              <w:t xml:space="preserve">Cerca de 30% dos brasileiros afirmam deixar de frequentar eventos culturais por motivos financeiros, enquanto 31% citam a </w:t>
-            </w:r>
-            <w:r>
-              <w:rPr>
-                <w:shd w:val="clear" w:color="auto" w:fill="FFFFFF"/>
-              </w:rPr>
-              <w:lastRenderedPageBreak/>
-              <w:t>insegurança e violência como principais razões para evitar esses espaços.</w:t>
+              <w:t>Cerca de 30% dos brasileiros afirmam deixar de frequentar eventos culturais por motivos financeiros, enquanto 31% citam a insegurança e violência como principais razões para evitar esses espaços.</w:t>
             </w:r>
           </w:p>
         </w:tc>
@@ -2313,6 +2158,7 @@
           </w:tcPr>
           <w:p>
             <w:pPr>
+              <w:spacing w:after="0"/>
               <w:ind w:firstLine="0"/>
               <w:jc w:val="center"/>
               <w:rPr>
@@ -2328,7 +2174,6 @@
                 <w:sz w:val="72"/>
                 <w:szCs w:val="72"/>
               </w:rPr>
-              <w:lastRenderedPageBreak/>
               <w:t>😟</w:t>
             </w:r>
           </w:p>
@@ -2344,6 +2189,7 @@
           </w:tcPr>
           <w:p>
             <w:pPr>
+              <w:ind w:firstLine="0"/>
               <w:rPr>
                 <w:rFonts w:ascii="Times New Roman" w:hAnsi="Times New Roman"/>
               </w:rPr>
@@ -2363,6 +2209,7 @@
           </w:tcPr>
           <w:p>
             <w:pPr>
+              <w:spacing w:after="0"/>
               <w:ind w:firstLine="0"/>
               <w:jc w:val="center"/>
               <w:rPr>
@@ -2392,6 +2239,9 @@
             <w:tcW w:w="7148" w:type="dxa"/>
           </w:tcPr>
           <w:p>
+            <w:pPr>
+              <w:ind w:firstLine="0"/>
+            </w:pPr>
             <w:r>
               <w:t>“Melhorar a saúde” motiva 32% de brasileiros que frequentam eventos culturais</w:t>
             </w:r>
@@ -2403,6 +2253,7 @@
           </w:tcPr>
           <w:p>
             <w:pPr>
+              <w:spacing w:after="0"/>
               <w:ind w:firstLine="0"/>
               <w:jc w:val="center"/>
               <w:rPr>
@@ -2432,6 +2283,9 @@
             <w:tcW w:w="7148" w:type="dxa"/>
           </w:tcPr>
           <w:p>
+            <w:pPr>
+              <w:ind w:firstLine="0"/>
+            </w:pPr>
             <w:r>
               <w:t>A cultura não está apenas nos grandes centros urbanos ou sob os holofotes. Ela está nas festas de rua, nas tradições orais, nas estéticas periféricas, nas narrativas regionais que desafiam os discursos centralizadores.</w:t>
             </w:r>
@@ -2443,6 +2297,7 @@
           </w:tcPr>
           <w:p>
             <w:pPr>
+              <w:spacing w:after="0"/>
               <w:ind w:firstLine="0"/>
               <w:jc w:val="center"/>
               <w:rPr>
@@ -2489,7 +2344,7 @@
       <w:pPr>
         <w:pStyle w:val="Ttulo1"/>
       </w:pPr>
-      <w:bookmarkStart w:id="7" w:name="_Toc229048941"/>
+      <w:bookmarkStart w:id="7" w:name="_Toc229067310"/>
       <w:r>
         <w:lastRenderedPageBreak/>
         <w:t>ANÁLISE E SÍNTESE</w:t>
@@ -2500,7 +2355,7 @@
       <w:pPr>
         <w:pStyle w:val="Ttulo2"/>
       </w:pPr>
-      <w:bookmarkStart w:id="8" w:name="_Toc229048942"/>
+      <w:bookmarkStart w:id="8" w:name="_Toc229067311"/>
       <w:r>
         <w:t>Brainstorm</w:t>
       </w:r>
@@ -2571,7 +2426,7 @@
       <w:pPr>
         <w:pStyle w:val="Ttulo1"/>
       </w:pPr>
-      <w:bookmarkStart w:id="9" w:name="_Toc229048943"/>
+      <w:bookmarkStart w:id="9" w:name="_Toc229067312"/>
       <w:r>
         <w:lastRenderedPageBreak/>
         <w:t>IDEAÇÃO</w:t>
@@ -2582,11 +2437,112 @@
       <w:pPr>
         <w:pStyle w:val="Ttulo2"/>
       </w:pPr>
-      <w:bookmarkStart w:id="10" w:name="_Toc229048944"/>
+      <w:bookmarkStart w:id="10" w:name="_Toc229067313"/>
       <w:r>
         <w:t>Cardápio de Ideias</w:t>
       </w:r>
       <w:bookmarkEnd w:id="10"/>
+    </w:p>
+    <w:p>
+      <w:r>
+        <w:t>O cardápio de ideias é</w:t>
+      </w:r>
+      <w:r>
+        <w:t xml:space="preserve"> uma ferramenta</w:t>
+      </w:r>
+      <w:r>
+        <w:t xml:space="preserve"> </w:t>
+      </w:r>
+      <w:r>
+        <w:t xml:space="preserve">do Design </w:t>
+      </w:r>
+      <w:proofErr w:type="spellStart"/>
+      <w:r>
+        <w:t>Thinking</w:t>
+      </w:r>
+      <w:proofErr w:type="spellEnd"/>
+      <w:r>
+        <w:t xml:space="preserve"> que visa </w:t>
+      </w:r>
+      <w:r>
+        <w:t xml:space="preserve">organizar e sintetizar </w:t>
+      </w:r>
+      <w:r>
+        <w:t>todas as ideias que vieram à tona em relação a um projeto, funcionando como um catálogo</w:t>
+      </w:r>
+      <w:r>
+        <w:t xml:space="preserve"> de</w:t>
+      </w:r>
+      <w:r>
+        <w:t xml:space="preserve"> possibilidades</w:t>
+      </w:r>
+      <w:r>
+        <w:t xml:space="preserve"> </w:t>
+      </w:r>
+      <w:r>
+        <w:t>que permite melhor visualização d</w:t>
+      </w:r>
+      <w:r>
+        <w:t xml:space="preserve">as propostas </w:t>
+      </w:r>
+      <w:r>
+        <w:t>levantadas pela equipe</w:t>
+      </w:r>
+      <w:r>
+        <w:t xml:space="preserve"> </w:t>
+      </w:r>
+      <w:r>
+        <w:t xml:space="preserve">para </w:t>
+      </w:r>
+      <w:r>
+        <w:t xml:space="preserve">comparação </w:t>
+      </w:r>
+      <w:r>
+        <w:t xml:space="preserve">e </w:t>
+      </w:r>
+      <w:r>
+        <w:t>tomada de decisões</w:t>
+      </w:r>
+      <w:r>
+        <w:t xml:space="preserve"> de maneira mais efetiva </w:t>
+      </w:r>
+      <w:r>
+        <w:t>(</w:t>
+      </w:r>
+      <w:r>
+        <w:t>VIANNA et. al., 2012</w:t>
+      </w:r>
+      <w:r>
+        <w:t>)</w:t>
+      </w:r>
+      <w:r>
+        <w:t>.</w:t>
+      </w:r>
+    </w:p>
+    <w:p>
+      <w:pPr>
+        <w:pStyle w:val="Legenda"/>
+        <w:keepNext/>
+      </w:pPr>
+      <w:bookmarkStart w:id="11" w:name="_Toc229067316"/>
+      <w:r>
+        <w:t xml:space="preserve">Figura </w:t>
+      </w:r>
+      <w:fldSimple w:instr=" SEQ Figura \* ARABIC ">
+        <w:r>
+          <w:rPr>
+            <w:noProof/>
+          </w:rPr>
+          <w:t>1</w:t>
+        </w:r>
+      </w:fldSimple>
+      <w:r>
+        <w:t xml:space="preserve">: </w:t>
+      </w:r>
+      <w:r>
+        <w:t>Cardápio de Ideias</w:t>
+      </w:r>
+      <w:bookmarkEnd w:id="11"/>
     </w:p>
     <w:p>
       <w:pPr>
@@ -2598,9 +2554,9 @@
           <w:lang w:eastAsia="pt-BR"/>
         </w:rPr>
         <w:drawing>
-          <wp:inline distT="0" distB="0" distL="0" distR="0" wp14:anchorId="715216E3" wp14:editId="754509B5">
+          <wp:inline distT="0" distB="0" distL="0" distR="0" wp14:anchorId="4465891F" wp14:editId="064A4561">
             <wp:extent cx="3467757" cy="5201827"/>
-            <wp:effectExtent l="0" t="0" r="0" b="0"/>
+            <wp:effectExtent l="19050" t="19050" r="18415" b="18415"/>
             <wp:docPr id="4" name="Imagem 4"/>
             <wp:cNvGraphicFramePr>
               <a:graphicFrameLocks xmlns:a="http://schemas.openxmlformats.org/drawingml/2006/main" noChangeAspect="1"/>
@@ -2613,7 +2569,7 @@
                     <pic:cNvPicPr/>
                   </pic:nvPicPr>
                   <pic:blipFill>
-                    <a:blip r:embed="rId8" cstate="print">
+                    <a:blip r:embed="rId9" cstate="print">
                       <a:extLst>
                         <a:ext uri="{28A0092B-C50C-407E-A947-70E740481C1C}">
                           <a14:useLocalDpi xmlns:a14="http://schemas.microsoft.com/office/drawing/2010/main" val="0"/>
@@ -2632,6 +2588,11 @@
                     <a:prstGeom prst="rect">
                       <a:avLst/>
                     </a:prstGeom>
+                    <a:ln>
+                      <a:solidFill>
+                        <a:schemeClr val="tx1"/>
+                      </a:solidFill>
+                    </a:ln>
                   </pic:spPr>
                 </pic:pic>
               </a:graphicData>
@@ -2642,12 +2603,23 @@
     </w:p>
     <w:p>
       <w:pPr>
+        <w:pStyle w:val="Fonteeimagem"/>
+      </w:pPr>
+      <w:r>
+        <w:t xml:space="preserve">Fonte: Os autores, </w:t>
+      </w:r>
+      <w:proofErr w:type="gramStart"/>
+      <w:r>
+        <w:t>2026</w:t>
+      </w:r>
+      <w:proofErr w:type="gramEnd"/>
+    </w:p>
+    <w:p>
+      <w:pPr>
         <w:spacing w:after="160" w:line="259" w:lineRule="auto"/>
         <w:ind w:firstLine="0"/>
         <w:jc w:val="left"/>
         <w:rPr>
-          <w:iCs/>
-          <w:color w:val="404040" w:themeColor="text1" w:themeTint="BF"/>
           <w:sz w:val="20"/>
         </w:rPr>
       </w:pPr>
@@ -2663,12 +2635,12 @@
           <w:numId w:val="0"/>
         </w:numPr>
       </w:pPr>
-      <w:bookmarkStart w:id="11" w:name="_Toc229048945"/>
+      <w:bookmarkStart w:id="12" w:name="_Toc229067314"/>
       <w:r>
         <w:lastRenderedPageBreak/>
         <w:t>REFERÊNCIAS</w:t>
       </w:r>
-      <w:bookmarkEnd w:id="11"/>
+      <w:bookmarkEnd w:id="12"/>
     </w:p>
     <w:p>
       <w:pPr>
@@ -2681,59 +2653,151 @@
         <w:rPr>
           <w:color w:val="000000"/>
         </w:rPr>
-        <w:t xml:space="preserve">ANDRADE, Vinícius de. </w:t>
+        <w:t>AMÁLIA,</w:t>
+      </w:r>
+      <w:r>
+        <w:rPr>
+          <w:color w:val="000000"/>
+        </w:rPr>
+        <w:t xml:space="preserve"> </w:t>
+      </w:r>
+      <w:r>
+        <w:rPr>
+          <w:color w:val="000000"/>
+        </w:rPr>
+        <w:t>Maria.</w:t>
+      </w:r>
+      <w:r>
+        <w:rPr>
+          <w:color w:val="000000"/>
+        </w:rPr>
+        <w:t xml:space="preserve"> </w:t>
       </w:r>
       <w:r>
         <w:rPr>
           <w:b/>
           <w:color w:val="000000"/>
         </w:rPr>
-        <w:t>A importância da universalização do acesso à cultura</w:t>
-      </w:r>
-      <w:r>
-        <w:rPr>
-          <w:color w:val="000000"/>
-        </w:rPr>
-        <w:t xml:space="preserve">. Disponível em: </w:t>
-      </w:r>
-      <w:r>
-        <w:rPr>
-          <w:color w:val="000000"/>
-        </w:rPr>
-        <w:t>https://www.dw.com/pt-br/a-import%C3%A2ncia-da-universaliza%C3%A7%C3%A3o-do-acesso-%C3%A0-cultura/a-68738665</w:t>
-      </w:r>
-      <w:r>
-        <w:rPr>
-          <w:color w:val="000000"/>
-        </w:rPr>
-        <w:t>. Acesso em: março de 2026.</w:t>
-      </w:r>
-    </w:p>
-    <w:p>
-      <w:pPr>
-        <w:ind w:firstLine="0"/>
-        <w:rPr>
-          <w:color w:val="000000"/>
-        </w:rPr>
-      </w:pPr>
-      <w:r>
-        <w:rPr>
-          <w:color w:val="000000"/>
-        </w:rPr>
-        <w:t xml:space="preserve">BIACHIN, Victor. </w:t>
-      </w:r>
+        <w:t xml:space="preserve">O conceito “capital cultural” em Pierre </w:t>
+      </w:r>
+      <w:proofErr w:type="spellStart"/>
       <w:r>
         <w:rPr>
           <w:b/>
           <w:color w:val="000000"/>
         </w:rPr>
-        <w:t>Assistir a shows ao v</w:t>
+        <w:t>B</w:t>
       </w:r>
       <w:r>
         <w:rPr>
           <w:b/>
           <w:color w:val="000000"/>
         </w:rPr>
+        <w:t>ourdieu</w:t>
+      </w:r>
+      <w:proofErr w:type="spellEnd"/>
+      <w:r>
+        <w:rPr>
+          <w:b/>
+          <w:color w:val="000000"/>
+        </w:rPr>
+        <w:t xml:space="preserve"> e a herança etnográfica</w:t>
+      </w:r>
+      <w:r>
+        <w:rPr>
+          <w:color w:val="000000"/>
+        </w:rPr>
+        <w:t>.</w:t>
+      </w:r>
+      <w:r>
+        <w:rPr>
+          <w:color w:val="000000"/>
+        </w:rPr>
+        <w:t xml:space="preserve"> </w:t>
+      </w:r>
+      <w:r>
+        <w:rPr>
+          <w:color w:val="000000"/>
+        </w:rPr>
+        <w:t>Disponível em</w:t>
+      </w:r>
+      <w:r>
+        <w:rPr>
+          <w:color w:val="000000"/>
+        </w:rPr>
+        <w:t xml:space="preserve">: </w:t>
+      </w:r>
+      <w:r>
+        <w:rPr>
+          <w:color w:val="000000"/>
+        </w:rPr>
+        <w:t>https://periodicos.ufsc.br/index.php/perspectiva/article/view/1820. Acesso em: maio de 2026</w:t>
+      </w:r>
+    </w:p>
+    <w:p>
+      <w:pPr>
+        <w:ind w:firstLine="0"/>
+        <w:rPr>
+          <w:color w:val="000000"/>
+        </w:rPr>
+      </w:pPr>
+      <w:r>
+        <w:rPr>
+          <w:color w:val="000000"/>
+        </w:rPr>
+        <w:t xml:space="preserve">ANDRADE, Vinícius de. </w:t>
+      </w:r>
+      <w:r>
+        <w:rPr>
+          <w:b/>
+          <w:color w:val="000000"/>
+        </w:rPr>
+        <w:t>A importância da universalização do acesso à cultura</w:t>
+      </w:r>
+      <w:r>
+        <w:rPr>
+          <w:color w:val="000000"/>
+        </w:rPr>
+        <w:t xml:space="preserve">. Disponível em: </w:t>
+      </w:r>
+      <w:r>
+        <w:rPr>
+          <w:color w:val="000000"/>
+        </w:rPr>
+        <w:t>https://www.dw.com/pt-br/a-import%C3%A2ncia-da-universaliza%C3%A7%C3%A3o-do-acesso-%C3%A0-cultura/a-68738665</w:t>
+      </w:r>
+      <w:r>
+        <w:rPr>
+          <w:color w:val="000000"/>
+        </w:rPr>
+        <w:t>. Acesso em: março de 2026.</w:t>
+      </w:r>
+    </w:p>
+    <w:p>
+      <w:pPr>
+        <w:ind w:firstLine="0"/>
+        <w:rPr>
+          <w:color w:val="000000"/>
+        </w:rPr>
+      </w:pPr>
+      <w:r>
+        <w:rPr>
+          <w:color w:val="000000"/>
+        </w:rPr>
+        <w:t xml:space="preserve">BIACHIN, Victor. </w:t>
+      </w:r>
+      <w:r>
+        <w:rPr>
+          <w:b/>
+          <w:color w:val="000000"/>
+        </w:rPr>
+        <w:t>Assistir a shows ao v</w:t>
+      </w:r>
+      <w:r>
+        <w:rPr>
+          <w:b/>
+          <w:color w:val="000000"/>
+        </w:rPr>
         <w:t>ivo pode fazer bem para a saúde</w:t>
       </w:r>
       <w:r>
@@ -2925,6 +2989,57 @@
       <w:pPr>
         <w:ind w:firstLine="0"/>
       </w:pPr>
+      <w:r>
+        <w:t>RIGAUTS, Thomas.</w:t>
+      </w:r>
+      <w:r>
+        <w:t xml:space="preserve"> </w:t>
+      </w:r>
+      <w:r>
+        <w:rPr>
+          <w:b/>
+        </w:rPr>
+        <w:t>Cultura e Tecnologias D</w:t>
+      </w:r>
+      <w:r>
+        <w:rPr>
+          <w:b/>
+        </w:rPr>
+        <w:t>igitais</w:t>
+      </w:r>
+      <w:r>
+        <w:t>.</w:t>
+      </w:r>
+      <w:r>
+        <w:t xml:space="preserve"> </w:t>
+      </w:r>
+      <w:r>
+        <w:t>Disponível em:</w:t>
+      </w:r>
+    </w:p>
+    <w:p>
+      <w:pPr>
+        <w:ind w:firstLine="0"/>
+      </w:pPr>
+      <w:proofErr w:type="gramStart"/>
+      <w:r>
+        <w:t>https</w:t>
+      </w:r>
+      <w:proofErr w:type="gramEnd"/>
+      <w:r>
+        <w:t>://www.unesco.org/es/culture-and-digital-technologies</w:t>
+      </w:r>
+      <w:r>
+        <w:t xml:space="preserve">. </w:t>
+      </w:r>
+      <w:r>
+        <w:t>Acesso em: maio de 2026.</w:t>
+      </w:r>
+    </w:p>
+    <w:p>
+      <w:pPr>
+        <w:ind w:firstLine="0"/>
+      </w:pPr>
       <w:proofErr w:type="spellStart"/>
       <w:r>
         <w:t>Salesforce</w:t>
@@ -2937,14 +3052,14 @@
         <w:rPr>
           <w:b/>
         </w:rPr>
-        <w:t xml:space="preserve">O que é </w:t>
+        <w:t>O que é Brainstorming</w:t>
       </w:r>
       <w:proofErr w:type="gramStart"/>
       <w:r>
         <w:rPr>
           <w:b/>
         </w:rPr>
-        <w:t>Brainstorming?</w:t>
+        <w:t>?</w:t>
       </w:r>
       <w:r>
         <w:t>.</w:t>
@@ -2974,7 +3089,11 @@
         <w:t>Shows e festivais: 89% dos brasileiros participam de até sete eventos por ano, revela pesquisa Serasa</w:t>
       </w:r>
       <w:r>
-        <w:t xml:space="preserve">. Disponível em: </w:t>
+        <w:t xml:space="preserve">. Disponível </w:t>
+      </w:r>
+      <w:r>
+        <w:lastRenderedPageBreak/>
+        <w:t xml:space="preserve">em: </w:t>
       </w:r>
       <w:r>
         <w:rPr>
@@ -2989,9 +3108,48 @@
         <w:t>. Acesso em: abril de 2026.</w:t>
       </w:r>
     </w:p>
+    <w:p>
+      <w:pPr>
+        <w:ind w:firstLine="0"/>
+      </w:pPr>
+      <w:r>
+        <w:t xml:space="preserve">VIANNA, Maurício; VIANNA, </w:t>
+      </w:r>
+      <w:proofErr w:type="spellStart"/>
+      <w:r>
+        <w:t>Ysmar</w:t>
+      </w:r>
+      <w:proofErr w:type="spellEnd"/>
+      <w:r>
+        <w:t>; ADLER, Isabel; LUCENA, Brenda; RUSSO, Beatriz</w:t>
+      </w:r>
+      <w:r>
+        <w:rPr>
+          <w:b/>
+        </w:rPr>
+        <w:t xml:space="preserve">. Design </w:t>
+      </w:r>
+      <w:proofErr w:type="spellStart"/>
+      <w:r>
+        <w:rPr>
+          <w:b/>
+        </w:rPr>
+        <w:t>thinking</w:t>
+      </w:r>
+      <w:proofErr w:type="spellEnd"/>
+      <w:r>
+        <w:rPr>
+          <w:b/>
+        </w:rPr>
+        <w:t>: inovação em negócios</w:t>
+      </w:r>
+      <w:r>
+        <w:t>. Rio de Janeiro: MJV Press, 2012.</w:t>
+      </w:r>
+    </w:p>
     <w:sectPr>
-      <w:headerReference w:type="default" r:id="rId9"/>
-      <w:footerReference w:type="default" r:id="rId10"/>
+      <w:headerReference w:type="default" r:id="rId10"/>
+      <w:footerReference w:type="default" r:id="rId11"/>
       <w:pgSz w:w="11906" w:h="16838"/>
       <w:pgMar w:top="1701" w:right="1134" w:bottom="1134" w:left="1701" w:header="709" w:footer="709" w:gutter="0"/>
       <w:cols w:space="708"/>
@@ -3002,7 +3160,7 @@
 </file>
 
 <file path=word/endnotes.xml><?xml version="1.0" encoding="utf-8"?>
-<w:endnotes xmlns:wpc="http://schemas.microsoft.com/office/word/2010/wordprocessingCanvas" xmlns:cx="http://schemas.microsoft.com/office/drawing/2014/chartex" xmlns:mc="http://schemas.openxmlformats.org/markup-compatibility/2006" xmlns:o="urn:schemas-microsoft-com:office:office" xmlns:r="http://schemas.openxmlformats.org/officeDocument/2006/relationships" xmlns:m="http://schemas.openxmlformats.org/officeDocument/2006/math" xmlns:v="urn:schemas-microsoft-com:vml" xmlns:wp14="http://schemas.microsoft.com/office/word/2010/wordprocessingDrawing" xmlns:wp="http://schemas.openxmlformats.org/drawingml/2006/wordprocessingDrawing" xmlns:w10="urn:schemas-microsoft-com:office:word" xmlns:w="http://schemas.openxmlformats.org/wordprocessingml/2006/main" xmlns:w14="http://schemas.microsoft.com/office/word/2010/wordml" xmlns:w15="http://schemas.microsoft.com/office/word/2012/wordml" xmlns:w16se="http://schemas.microsoft.com/office/word/2015/wordml/symex" xmlns:wpg="http://schemas.microsoft.com/office/word/2010/wordprocessingGroup" xmlns:wpi="http://schemas.microsoft.com/office/word/2010/wordprocessingInk" xmlns:wne="http://schemas.microsoft.com/office/word/2006/wordml" xmlns:wps="http://schemas.microsoft.com/office/word/2010/wordprocessingShape" mc:Ignorable="w14 w15 w16se wp14">
+<w:endnotes xmlns:wpc="http://schemas.microsoft.com/office/word/2010/wordprocessingCanvas" xmlns:mc="http://schemas.openxmlformats.org/markup-compatibility/2006" xmlns:o="urn:schemas-microsoft-com:office:office" xmlns:r="http://schemas.openxmlformats.org/officeDocument/2006/relationships" xmlns:m="http://schemas.openxmlformats.org/officeDocument/2006/math" xmlns:v="urn:schemas-microsoft-com:vml" xmlns:wp14="http://schemas.microsoft.com/office/word/2010/wordprocessingDrawing" xmlns:wp="http://schemas.openxmlformats.org/drawingml/2006/wordprocessingDrawing" xmlns:w10="urn:schemas-microsoft-com:office:word" xmlns:w="http://schemas.openxmlformats.org/wordprocessingml/2006/main" xmlns:w14="http://schemas.microsoft.com/office/word/2010/wordml" xmlns:wpg="http://schemas.microsoft.com/office/word/2010/wordprocessingGroup" xmlns:wpi="http://schemas.microsoft.com/office/word/2010/wordprocessingInk" xmlns:wne="http://schemas.microsoft.com/office/word/2006/wordml" xmlns:wps="http://schemas.microsoft.com/office/word/2010/wordprocessingShape" mc:Ignorable="w14 wp14">
   <w:endnote w:type="separator" w:id="-1">
     <w:p>
       <w:pPr>
@@ -3027,7 +3185,7 @@
 </file>
 
 <file path=word/footer1.xml><?xml version="1.0" encoding="utf-8"?>
-<w:ftr xmlns:wpc="http://schemas.microsoft.com/office/word/2010/wordprocessingCanvas" xmlns:cx="http://schemas.microsoft.com/office/drawing/2014/chartex" xmlns:mc="http://schemas.openxmlformats.org/markup-compatibility/2006" xmlns:o="urn:schemas-microsoft-com:office:office" xmlns:r="http://schemas.openxmlformats.org/officeDocument/2006/relationships" xmlns:m="http://schemas.openxmlformats.org/officeDocument/2006/math" xmlns:v="urn:schemas-microsoft-com:vml" xmlns:wp14="http://schemas.microsoft.com/office/word/2010/wordprocessingDrawing" xmlns:wp="http://schemas.openxmlformats.org/drawingml/2006/wordprocessingDrawing" xmlns:w10="urn:schemas-microsoft-com:office:word" xmlns:w="http://schemas.openxmlformats.org/wordprocessingml/2006/main" xmlns:w14="http://schemas.microsoft.com/office/word/2010/wordml" xmlns:w15="http://schemas.microsoft.com/office/word/2012/wordml" xmlns:w16se="http://schemas.microsoft.com/office/word/2015/wordml/symex" xmlns:wpg="http://schemas.microsoft.com/office/word/2010/wordprocessingGroup" xmlns:wpi="http://schemas.microsoft.com/office/word/2010/wordprocessingInk" xmlns:wne="http://schemas.microsoft.com/office/word/2006/wordml" xmlns:wps="http://schemas.microsoft.com/office/word/2010/wordprocessingShape" mc:Ignorable="w14 w15 w16se wp14">
+<w:ftr xmlns:wpc="http://schemas.microsoft.com/office/word/2010/wordprocessingCanvas" xmlns:mc="http://schemas.openxmlformats.org/markup-compatibility/2006" xmlns:o="urn:schemas-microsoft-com:office:office" xmlns:r="http://schemas.openxmlformats.org/officeDocument/2006/relationships" xmlns:m="http://schemas.openxmlformats.org/officeDocument/2006/math" xmlns:v="urn:schemas-microsoft-com:vml" xmlns:wp14="http://schemas.microsoft.com/office/word/2010/wordprocessingDrawing" xmlns:wp="http://schemas.openxmlformats.org/drawingml/2006/wordprocessingDrawing" xmlns:w10="urn:schemas-microsoft-com:office:word" xmlns:w="http://schemas.openxmlformats.org/wordprocessingml/2006/main" xmlns:w14="http://schemas.microsoft.com/office/word/2010/wordml" xmlns:wpg="http://schemas.microsoft.com/office/word/2010/wordprocessingGroup" xmlns:wpi="http://schemas.microsoft.com/office/word/2010/wordprocessingInk" xmlns:wne="http://schemas.microsoft.com/office/word/2006/wordml" xmlns:wps="http://schemas.microsoft.com/office/word/2010/wordprocessingShape" mc:Ignorable="w14 wp14">
   <w:p>
     <w:pPr>
       <w:pStyle w:val="Rodap"/>
@@ -3037,7 +3195,7 @@
 </file>
 
 <file path=word/footnotes.xml><?xml version="1.0" encoding="utf-8"?>
-<w:footnotes xmlns:wpc="http://schemas.microsoft.com/office/word/2010/wordprocessingCanvas" xmlns:cx="http://schemas.microsoft.com/office/drawing/2014/chartex" xmlns:mc="http://schemas.openxmlformats.org/markup-compatibility/2006" xmlns:o="urn:schemas-microsoft-com:office:office" xmlns:r="http://schemas.openxmlformats.org/officeDocument/2006/relationships" xmlns:m="http://schemas.openxmlformats.org/officeDocument/2006/math" xmlns:v="urn:schemas-microsoft-com:vml" xmlns:wp14="http://schemas.microsoft.com/office/word/2010/wordprocessingDrawing" xmlns:wp="http://schemas.openxmlformats.org/drawingml/2006/wordprocessingDrawing" xmlns:w10="urn:schemas-microsoft-com:office:word" xmlns:w="http://schemas.openxmlformats.org/wordprocessingml/2006/main" xmlns:w14="http://schemas.microsoft.com/office/word/2010/wordml" xmlns:w15="http://schemas.microsoft.com/office/word/2012/wordml" xmlns:w16se="http://schemas.microsoft.com/office/word/2015/wordml/symex" xmlns:wpg="http://schemas.microsoft.com/office/word/2010/wordprocessingGroup" xmlns:wpi="http://schemas.microsoft.com/office/word/2010/wordprocessingInk" xmlns:wne="http://schemas.microsoft.com/office/word/2006/wordml" xmlns:wps="http://schemas.microsoft.com/office/word/2010/wordprocessingShape" mc:Ignorable="w14 w15 w16se wp14">
+<w:footnotes xmlns:wpc="http://schemas.microsoft.com/office/word/2010/wordprocessingCanvas" xmlns:mc="http://schemas.openxmlformats.org/markup-compatibility/2006" xmlns:o="urn:schemas-microsoft-com:office:office" xmlns:r="http://schemas.openxmlformats.org/officeDocument/2006/relationships" xmlns:m="http://schemas.openxmlformats.org/officeDocument/2006/math" xmlns:v="urn:schemas-microsoft-com:vml" xmlns:wp14="http://schemas.microsoft.com/office/word/2010/wordprocessingDrawing" xmlns:wp="http://schemas.openxmlformats.org/drawingml/2006/wordprocessingDrawing" xmlns:w10="urn:schemas-microsoft-com:office:word" xmlns:w="http://schemas.openxmlformats.org/wordprocessingml/2006/main" xmlns:w14="http://schemas.microsoft.com/office/word/2010/wordml" xmlns:wpg="http://schemas.microsoft.com/office/word/2010/wordprocessingGroup" xmlns:wpi="http://schemas.microsoft.com/office/word/2010/wordprocessingInk" xmlns:wne="http://schemas.microsoft.com/office/word/2006/wordml" xmlns:wps="http://schemas.microsoft.com/office/word/2010/wordprocessingShape" mc:Ignorable="w14 wp14">
   <w:footnote w:type="separator" w:id="-1">
     <w:p>
       <w:pPr>
@@ -3062,7 +3220,7 @@
 </file>
 
 <file path=word/header1.xml><?xml version="1.0" encoding="utf-8"?>
-<w:hdr xmlns:wpc="http://schemas.microsoft.com/office/word/2010/wordprocessingCanvas" xmlns:cx="http://schemas.microsoft.com/office/drawing/2014/chartex" xmlns:mc="http://schemas.openxmlformats.org/markup-compatibility/2006" xmlns:o="urn:schemas-microsoft-com:office:office" xmlns:r="http://schemas.openxmlformats.org/officeDocument/2006/relationships" xmlns:m="http://schemas.openxmlformats.org/officeDocument/2006/math" xmlns:v="urn:schemas-microsoft-com:vml" xmlns:wp14="http://schemas.microsoft.com/office/word/2010/wordprocessingDrawing" xmlns:wp="http://schemas.openxmlformats.org/drawingml/2006/wordprocessingDrawing" xmlns:w10="urn:schemas-microsoft-com:office:word" xmlns:w="http://schemas.openxmlformats.org/wordprocessingml/2006/main" xmlns:w14="http://schemas.microsoft.com/office/word/2010/wordml" xmlns:w15="http://schemas.microsoft.com/office/word/2012/wordml" xmlns:w16se="http://schemas.microsoft.com/office/word/2015/wordml/symex" xmlns:wpg="http://schemas.microsoft.com/office/word/2010/wordprocessingGroup" xmlns:wpi="http://schemas.microsoft.com/office/word/2010/wordprocessingInk" xmlns:wne="http://schemas.microsoft.com/office/word/2006/wordml" xmlns:wps="http://schemas.microsoft.com/office/word/2010/wordprocessingShape" mc:Ignorable="w14 w15 w16se wp14">
+<w:hdr xmlns:wpc="http://schemas.microsoft.com/office/word/2010/wordprocessingCanvas" xmlns:mc="http://schemas.openxmlformats.org/markup-compatibility/2006" xmlns:o="urn:schemas-microsoft-com:office:office" xmlns:r="http://schemas.openxmlformats.org/officeDocument/2006/relationships" xmlns:m="http://schemas.openxmlformats.org/officeDocument/2006/math" xmlns:v="urn:schemas-microsoft-com:vml" xmlns:wp14="http://schemas.microsoft.com/office/word/2010/wordprocessingDrawing" xmlns:wp="http://schemas.openxmlformats.org/drawingml/2006/wordprocessingDrawing" xmlns:w10="urn:schemas-microsoft-com:office:word" xmlns:w="http://schemas.openxmlformats.org/wordprocessingml/2006/main" xmlns:w14="http://schemas.microsoft.com/office/word/2010/wordml" xmlns:wpg="http://schemas.microsoft.com/office/word/2010/wordprocessingGroup" xmlns:wpi="http://schemas.microsoft.com/office/word/2010/wordprocessingInk" xmlns:wne="http://schemas.microsoft.com/office/word/2006/wordml" xmlns:wps="http://schemas.microsoft.com/office/word/2010/wordprocessingShape" mc:Ignorable="w14 wp14">
   <w:sdt>
     <w:sdtPr>
       <w:id w:val="-1761680015"/>
@@ -3091,7 +3249,7 @@
           <w:rPr>
             <w:noProof/>
           </w:rPr>
-          <w:t>10</w:t>
+          <w:t>17</w:t>
         </w:r>
         <w:r>
           <w:fldChar w:fldCharType="end"/>
@@ -3108,8 +3266,8 @@
 </file>
 
 <file path=word/numbering.xml><?xml version="1.0" encoding="utf-8"?>
-<w:numbering xmlns:wpc="http://schemas.microsoft.com/office/word/2010/wordprocessingCanvas" xmlns:cx="http://schemas.microsoft.com/office/drawing/2014/chartex" xmlns:mc="http://schemas.openxmlformats.org/markup-compatibility/2006" xmlns:o="urn:schemas-microsoft-com:office:office" xmlns:r="http://schemas.openxmlformats.org/officeDocument/2006/relationships" xmlns:m="http://schemas.openxmlformats.org/officeDocument/2006/math" xmlns:v="urn:schemas-microsoft-com:vml" xmlns:wp14="http://schemas.microsoft.com/office/word/2010/wordprocessingDrawing" xmlns:wp="http://schemas.openxmlformats.org/drawingml/2006/wordprocessingDrawing" xmlns:w10="urn:schemas-microsoft-com:office:word" xmlns:w="http://schemas.openxmlformats.org/wordprocessingml/2006/main" xmlns:w14="http://schemas.microsoft.com/office/word/2010/wordml" xmlns:w15="http://schemas.microsoft.com/office/word/2012/wordml" xmlns:w16se="http://schemas.microsoft.com/office/word/2015/wordml/symex" xmlns:wpg="http://schemas.microsoft.com/office/word/2010/wordprocessingGroup" xmlns:wpi="http://schemas.microsoft.com/office/word/2010/wordprocessingInk" xmlns:wne="http://schemas.microsoft.com/office/word/2006/wordml" xmlns:wps="http://schemas.microsoft.com/office/word/2010/wordprocessingShape" mc:Ignorable="w14 w15 w16se wp14">
-  <w:abstractNum w:abstractNumId="0" w15:restartNumberingAfterBreak="0">
+<w:numbering xmlns:wpc="http://schemas.microsoft.com/office/word/2010/wordprocessingCanvas" xmlns:mc="http://schemas.openxmlformats.org/markup-compatibility/2006" xmlns:o="urn:schemas-microsoft-com:office:office" xmlns:r="http://schemas.openxmlformats.org/officeDocument/2006/relationships" xmlns:m="http://schemas.openxmlformats.org/officeDocument/2006/math" xmlns:v="urn:schemas-microsoft-com:vml" xmlns:wp14="http://schemas.microsoft.com/office/word/2010/wordprocessingDrawing" xmlns:wp="http://schemas.openxmlformats.org/drawingml/2006/wordprocessingDrawing" xmlns:w10="urn:schemas-microsoft-com:office:word" xmlns:w="http://schemas.openxmlformats.org/wordprocessingml/2006/main" xmlns:w14="http://schemas.microsoft.com/office/word/2010/wordml" xmlns:wpg="http://schemas.microsoft.com/office/word/2010/wordprocessingGroup" xmlns:wpi="http://schemas.microsoft.com/office/word/2010/wordprocessingInk" xmlns:wne="http://schemas.microsoft.com/office/word/2006/wordml" xmlns:wps="http://schemas.microsoft.com/office/word/2010/wordprocessingShape" mc:Ignorable="w14 wp14">
+  <w:abstractNum w:abstractNumId="0">
     <w:nsid w:val="7B7E5634"/>
     <w:multiLevelType w:val="multilevel"/>
     <w:tmpl w:val="2C7C1702"/>
@@ -3242,7 +3400,7 @@
 </file>
 
 <file path=word/styles.xml><?xml version="1.0" encoding="utf-8"?>
-<w:styles xmlns:mc="http://schemas.openxmlformats.org/markup-compatibility/2006" xmlns:r="http://schemas.openxmlformats.org/officeDocument/2006/relationships" xmlns:w="http://schemas.openxmlformats.org/wordprocessingml/2006/main" xmlns:w14="http://schemas.microsoft.com/office/word/2010/wordml" xmlns:w15="http://schemas.microsoft.com/office/word/2012/wordml" xmlns:w16se="http://schemas.microsoft.com/office/word/2015/wordml/symex" mc:Ignorable="w14 w15 w16se">
+<w:styles xmlns:mc="http://schemas.openxmlformats.org/markup-compatibility/2006" xmlns:r="http://schemas.openxmlformats.org/officeDocument/2006/relationships" xmlns:w="http://schemas.openxmlformats.org/wordprocessingml/2006/main" xmlns:w14="http://schemas.microsoft.com/office/word/2010/wordml" mc:Ignorable="w14">
   <w:docDefaults>
     <w:rPrDefault>
       <w:rPr>
@@ -3258,378 +3416,144 @@
       </w:pPr>
     </w:pPrDefault>
   </w:docDefaults>
-  <w:latentStyles w:defLockedState="0" w:defUIPriority="99" w:defSemiHidden="0" w:defUnhideWhenUsed="0" w:defQFormat="0" w:count="371">
-    <w:lsdException w:name="Normal" w:uiPriority="0" w:qFormat="1"/>
-    <w:lsdException w:name="heading 1" w:uiPriority="9" w:qFormat="1"/>
-    <w:lsdException w:name="heading 2" w:semiHidden="1" w:uiPriority="9" w:unhideWhenUsed="1" w:qFormat="1"/>
-    <w:lsdException w:name="heading 3" w:semiHidden="1" w:uiPriority="9" w:unhideWhenUsed="1" w:qFormat="1"/>
-    <w:lsdException w:name="heading 4" w:semiHidden="1" w:uiPriority="9" w:unhideWhenUsed="1" w:qFormat="1"/>
-    <w:lsdException w:name="heading 5" w:semiHidden="1" w:uiPriority="9" w:unhideWhenUsed="1" w:qFormat="1"/>
-    <w:lsdException w:name="heading 6" w:semiHidden="1" w:uiPriority="9" w:unhideWhenUsed="1" w:qFormat="1"/>
-    <w:lsdException w:name="heading 7" w:semiHidden="1" w:uiPriority="9" w:unhideWhenUsed="1" w:qFormat="1"/>
-    <w:lsdException w:name="heading 8" w:semiHidden="1" w:uiPriority="9" w:unhideWhenUsed="1" w:qFormat="1"/>
-    <w:lsdException w:name="heading 9" w:semiHidden="1" w:uiPriority="9" w:unhideWhenUsed="1" w:qFormat="1"/>
-    <w:lsdException w:name="index 1" w:semiHidden="1" w:unhideWhenUsed="1"/>
-    <w:lsdException w:name="index 2" w:semiHidden="1" w:unhideWhenUsed="1"/>
-    <w:lsdException w:name="index 3" w:semiHidden="1" w:unhideWhenUsed="1"/>
-    <w:lsdException w:name="index 4" w:semiHidden="1" w:unhideWhenUsed="1"/>
-    <w:lsdException w:name="index 5" w:semiHidden="1" w:unhideWhenUsed="1"/>
-    <w:lsdException w:name="index 6" w:semiHidden="1" w:unhideWhenUsed="1"/>
-    <w:lsdException w:name="index 7" w:semiHidden="1" w:unhideWhenUsed="1"/>
-    <w:lsdException w:name="index 8" w:semiHidden="1" w:unhideWhenUsed="1"/>
-    <w:lsdException w:name="index 9" w:semiHidden="1" w:unhideWhenUsed="1"/>
-    <w:lsdException w:name="toc 1" w:semiHidden="1" w:uiPriority="39" w:unhideWhenUsed="1"/>
-    <w:lsdException w:name="toc 2" w:semiHidden="1" w:uiPriority="39" w:unhideWhenUsed="1"/>
-    <w:lsdException w:name="toc 3" w:semiHidden="1" w:uiPriority="39" w:unhideWhenUsed="1"/>
-    <w:lsdException w:name="toc 4" w:semiHidden="1" w:uiPriority="39" w:unhideWhenUsed="1"/>
-    <w:lsdException w:name="toc 5" w:semiHidden="1" w:uiPriority="39" w:unhideWhenUsed="1"/>
-    <w:lsdException w:name="toc 6" w:semiHidden="1" w:uiPriority="39" w:unhideWhenUsed="1"/>
-    <w:lsdException w:name="toc 7" w:semiHidden="1" w:uiPriority="39" w:unhideWhenUsed="1"/>
-    <w:lsdException w:name="toc 8" w:semiHidden="1" w:uiPriority="39" w:unhideWhenUsed="1"/>
-    <w:lsdException w:name="toc 9" w:semiHidden="1" w:uiPriority="39" w:unhideWhenUsed="1"/>
-    <w:lsdException w:name="Normal Indent" w:semiHidden="1" w:unhideWhenUsed="1"/>
-    <w:lsdException w:name="footnote text" w:semiHidden="1" w:unhideWhenUsed="1"/>
-    <w:lsdException w:name="annotation text" w:semiHidden="1" w:unhideWhenUsed="1"/>
-    <w:lsdException w:name="header" w:semiHidden="1" w:unhideWhenUsed="1"/>
-    <w:lsdException w:name="footer" w:semiHidden="1" w:unhideWhenUsed="1"/>
-    <w:lsdException w:name="index heading" w:semiHidden="1" w:unhideWhenUsed="1"/>
-    <w:lsdException w:name="caption" w:semiHidden="1" w:uiPriority="35" w:unhideWhenUsed="1" w:qFormat="1"/>
-    <w:lsdException w:name="table of figures" w:semiHidden="1" w:unhideWhenUsed="1"/>
-    <w:lsdException w:name="envelope address" w:semiHidden="1" w:unhideWhenUsed="1"/>
-    <w:lsdException w:name="envelope return" w:semiHidden="1" w:unhideWhenUsed="1"/>
-    <w:lsdException w:name="footnote reference" w:semiHidden="1" w:unhideWhenUsed="1"/>
-    <w:lsdException w:name="annotation reference" w:semiHidden="1" w:unhideWhenUsed="1"/>
-    <w:lsdException w:name="line number" w:semiHidden="1" w:unhideWhenUsed="1"/>
-    <w:lsdException w:name="page number" w:semiHidden="1" w:unhideWhenUsed="1"/>
-    <w:lsdException w:name="endnote reference" w:semiHidden="1" w:unhideWhenUsed="1"/>
-    <w:lsdException w:name="endnote text" w:semiHidden="1" w:unhideWhenUsed="1"/>
-    <w:lsdException w:name="table of authorities" w:semiHidden="1" w:unhideWhenUsed="1"/>
-    <w:lsdException w:name="macro" w:semiHidden="1" w:unhideWhenUsed="1"/>
-    <w:lsdException w:name="toa heading" w:semiHidden="1" w:unhideWhenUsed="1"/>
-    <w:lsdException w:name="List" w:semiHidden="1" w:unhideWhenUsed="1"/>
-    <w:lsdException w:name="List Bullet" w:semiHidden="1" w:unhideWhenUsed="1"/>
-    <w:lsdException w:name="List Number" w:semiHidden="1" w:unhideWhenUsed="1"/>
-    <w:lsdException w:name="List 2" w:semiHidden="1" w:unhideWhenUsed="1"/>
-    <w:lsdException w:name="List 3" w:semiHidden="1" w:unhideWhenUsed="1"/>
-    <w:lsdException w:name="List 4" w:semiHidden="1" w:unhideWhenUsed="1"/>
-    <w:lsdException w:name="List 5" w:semiHidden="1" w:unhideWhenUsed="1"/>
-    <w:lsdException w:name="List Bullet 2" w:semiHidden="1" w:unhideWhenUsed="1"/>
-    <w:lsdException w:name="List Bullet 3" w:semiHidden="1" w:unhideWhenUsed="1"/>
-    <w:lsdException w:name="List Bullet 4" w:semiHidden="1" w:unhideWhenUsed="1"/>
-    <w:lsdException w:name="List Bullet 5" w:semiHidden="1" w:unhideWhenUsed="1"/>
-    <w:lsdException w:name="List Number 2" w:semiHidden="1" w:unhideWhenUsed="1"/>
-    <w:lsdException w:name="List Number 3" w:semiHidden="1" w:unhideWhenUsed="1"/>
-    <w:lsdException w:name="List Number 4" w:semiHidden="1" w:unhideWhenUsed="1"/>
-    <w:lsdException w:name="List Number 5" w:semiHidden="1" w:unhideWhenUsed="1"/>
-    <w:lsdException w:name="Title" w:uiPriority="10" w:qFormat="1"/>
-    <w:lsdException w:name="Closing" w:semiHidden="1" w:unhideWhenUsed="1"/>
-    <w:lsdException w:name="Signature" w:semiHidden="1" w:unhideWhenUsed="1"/>
-    <w:lsdException w:name="Default Paragraph Font" w:semiHidden="1" w:uiPriority="1" w:unhideWhenUsed="1"/>
-    <w:lsdException w:name="Body Text" w:semiHidden="1" w:unhideWhenUsed="1"/>
-    <w:lsdException w:name="Body Text Indent" w:semiHidden="1" w:unhideWhenUsed="1"/>
-    <w:lsdException w:name="List Continue" w:semiHidden="1" w:unhideWhenUsed="1"/>
-    <w:lsdException w:name="List Continue 2" w:semiHidden="1" w:unhideWhenUsed="1"/>
-    <w:lsdException w:name="List Continue 3" w:semiHidden="1" w:unhideWhenUsed="1"/>
-    <w:lsdException w:name="List Continue 4" w:semiHidden="1" w:unhideWhenUsed="1"/>
-    <w:lsdException w:name="List Continue 5" w:semiHidden="1" w:unhideWhenUsed="1"/>
-    <w:lsdException w:name="Message Header" w:semiHidden="1" w:unhideWhenUsed="1"/>
-    <w:lsdException w:name="Subtitle" w:uiPriority="11" w:qFormat="1"/>
-    <w:lsdException w:name="Salutation" w:semiHidden="1" w:unhideWhenUsed="1"/>
-    <w:lsdException w:name="Date" w:semiHidden="1" w:unhideWhenUsed="1"/>
-    <w:lsdException w:name="Body Text First Indent" w:semiHidden="1" w:unhideWhenUsed="1"/>
-    <w:lsdException w:name="Body Text First Indent 2" w:semiHidden="1" w:unhideWhenUsed="1"/>
-    <w:lsdException w:name="Note Heading" w:semiHidden="1" w:unhideWhenUsed="1"/>
-    <w:lsdException w:name="Body Text 2" w:semiHidden="1" w:unhideWhenUsed="1"/>
-    <w:lsdException w:name="Body Text 3" w:semiHidden="1" w:unhideWhenUsed="1"/>
-    <w:lsdException w:name="Body Text Indent 2" w:semiHidden="1" w:unhideWhenUsed="1"/>
-    <w:lsdException w:name="Body Text Indent 3" w:semiHidden="1" w:unhideWhenUsed="1"/>
-    <w:lsdException w:name="Block Text" w:semiHidden="1" w:unhideWhenUsed="1"/>
-    <w:lsdException w:name="Hyperlink" w:semiHidden="1" w:unhideWhenUsed="1"/>
-    <w:lsdException w:name="FollowedHyperlink" w:semiHidden="1" w:unhideWhenUsed="1"/>
-    <w:lsdException w:name="Strong" w:uiPriority="22" w:qFormat="1"/>
-    <w:lsdException w:name="Emphasis" w:uiPriority="20" w:qFormat="1"/>
-    <w:lsdException w:name="Document Map" w:semiHidden="1" w:unhideWhenUsed="1"/>
-    <w:lsdException w:name="Plain Text" w:semiHidden="1" w:unhideWhenUsed="1"/>
-    <w:lsdException w:name="E-mail Signature" w:semiHidden="1" w:unhideWhenUsed="1"/>
-    <w:lsdException w:name="HTML Top of Form" w:semiHidden="1" w:unhideWhenUsed="1"/>
-    <w:lsdException w:name="HTML Bottom of Form" w:semiHidden="1" w:unhideWhenUsed="1"/>
-    <w:lsdException w:name="Normal (Web)" w:semiHidden="1" w:unhideWhenUsed="1"/>
-    <w:lsdException w:name="HTML Acronym" w:semiHidden="1" w:unhideWhenUsed="1"/>
-    <w:lsdException w:name="HTML Address" w:semiHidden="1" w:unhideWhenUsed="1"/>
-    <w:lsdException w:name="HTML Cite" w:semiHidden="1" w:unhideWhenUsed="1"/>
-    <w:lsdException w:name="HTML Code" w:semiHidden="1" w:unhideWhenUsed="1"/>
-    <w:lsdException w:name="HTML Definition" w:semiHidden="1" w:unhideWhenUsed="1"/>
-    <w:lsdException w:name="HTML Keyboard" w:semiHidden="1" w:unhideWhenUsed="1"/>
-    <w:lsdException w:name="HTML Preformatted" w:semiHidden="1" w:unhideWhenUsed="1"/>
-    <w:lsdException w:name="HTML Sample" w:semiHidden="1" w:unhideWhenUsed="1"/>
-    <w:lsdException w:name="HTML Typewriter" w:semiHidden="1" w:unhideWhenUsed="1"/>
-    <w:lsdException w:name="HTML Variable" w:semiHidden="1" w:unhideWhenUsed="1"/>
-    <w:lsdException w:name="Normal Table" w:semiHidden="1" w:unhideWhenUsed="1"/>
-    <w:lsdException w:name="annotation subject" w:semiHidden="1" w:unhideWhenUsed="1"/>
-    <w:lsdException w:name="No List" w:semiHidden="1" w:unhideWhenUsed="1"/>
-    <w:lsdException w:name="Outline List 1" w:semiHidden="1" w:unhideWhenUsed="1"/>
-    <w:lsdException w:name="Outline List 2" w:semiHidden="1" w:unhideWhenUsed="1"/>
-    <w:lsdException w:name="Outline List 3" w:semiHidden="1" w:unhideWhenUsed="1"/>
-    <w:lsdException w:name="Table Simple 1" w:semiHidden="1" w:unhideWhenUsed="1"/>
-    <w:lsdException w:name="Table Simple 2" w:semiHidden="1" w:unhideWhenUsed="1"/>
-    <w:lsdException w:name="Table Simple 3" w:semiHidden="1" w:unhideWhenUsed="1"/>
-    <w:lsdException w:name="Table Classic 1" w:semiHidden="1" w:unhideWhenUsed="1"/>
-    <w:lsdException w:name="Table Classic 2" w:semiHidden="1" w:unhideWhenUsed="1"/>
-    <w:lsdException w:name="Table Classic 3" w:semiHidden="1" w:unhideWhenUsed="1"/>
-    <w:lsdException w:name="Table Classic 4" w:semiHidden="1" w:unhideWhenUsed="1"/>
-    <w:lsdException w:name="Table Colorful 1" w:semiHidden="1" w:unhideWhenUsed="1"/>
-    <w:lsdException w:name="Table Colorful 2" w:semiHidden="1" w:unhideWhenUsed="1"/>
-    <w:lsdException w:name="Table Colorful 3" w:semiHidden="1" w:unhideWhenUsed="1"/>
-    <w:lsdException w:name="Table Columns 1" w:semiHidden="1" w:unhideWhenUsed="1"/>
-    <w:lsdException w:name="Table Columns 2" w:semiHidden="1" w:unhideWhenUsed="1"/>
-    <w:lsdException w:name="Table Columns 3" w:semiHidden="1" w:unhideWhenUsed="1"/>
-    <w:lsdException w:name="Table Columns 4" w:semiHidden="1" w:unhideWhenUsed="1"/>
-    <w:lsdException w:name="Table Columns 5" w:semiHidden="1" w:unhideWhenUsed="1"/>
-    <w:lsdException w:name="Table Grid 1" w:semiHidden="1" w:unhideWhenUsed="1"/>
-    <w:lsdException w:name="Table Grid 2" w:semiHidden="1" w:unhideWhenUsed="1"/>
-    <w:lsdException w:name="Table Grid 3" w:semiHidden="1" w:unhideWhenUsed="1"/>
-    <w:lsdException w:name="Table Grid 4" w:semiHidden="1" w:unhideWhenUsed="1"/>
-    <w:lsdException w:name="Table Grid 5" w:semiHidden="1" w:unhideWhenUsed="1"/>
-    <w:lsdException w:name="Table Grid 6" w:semiHidden="1" w:unhideWhenUsed="1"/>
-    <w:lsdException w:name="Table Grid 7" w:semiHidden="1" w:unhideWhenUsed="1"/>
-    <w:lsdException w:name="Table Grid 8" w:semiHidden="1" w:unhideWhenUsed="1"/>
-    <w:lsdException w:name="Table List 1" w:semiHidden="1" w:unhideWhenUsed="1"/>
-    <w:lsdException w:name="Table List 2" w:semiHidden="1" w:unhideWhenUsed="1"/>
-    <w:lsdException w:name="Table List 3" w:semiHidden="1" w:unhideWhenUsed="1"/>
-    <w:lsdException w:name="Table List 4" w:semiHidden="1" w:unhideWhenUsed="1"/>
-    <w:lsdException w:name="Table List 5" w:semiHidden="1" w:unhideWhenUsed="1"/>
-    <w:lsdException w:name="Table List 6" w:semiHidden="1" w:unhideWhenUsed="1"/>
-    <w:lsdException w:name="Table List 7" w:semiHidden="1" w:unhideWhenUsed="1"/>
-    <w:lsdException w:name="Table List 8" w:semiHidden="1" w:unhideWhenUsed="1"/>
-    <w:lsdException w:name="Table 3D effects 1" w:semiHidden="1" w:unhideWhenUsed="1"/>
-    <w:lsdException w:name="Table 3D effects 2" w:semiHidden="1" w:unhideWhenUsed="1"/>
-    <w:lsdException w:name="Table 3D effects 3" w:semiHidden="1" w:unhideWhenUsed="1"/>
-    <w:lsdException w:name="Table Contemporary" w:semiHidden="1" w:unhideWhenUsed="1"/>
-    <w:lsdException w:name="Table Elegant" w:semiHidden="1" w:unhideWhenUsed="1"/>
-    <w:lsdException w:name="Table Professional" w:semiHidden="1" w:unhideWhenUsed="1"/>
-    <w:lsdException w:name="Table Subtle 1" w:semiHidden="1" w:unhideWhenUsed="1"/>
-    <w:lsdException w:name="Table Subtle 2" w:semiHidden="1" w:unhideWhenUsed="1"/>
-    <w:lsdException w:name="Table Web 1" w:semiHidden="1" w:unhideWhenUsed="1"/>
-    <w:lsdException w:name="Table Web 2" w:semiHidden="1" w:unhideWhenUsed="1"/>
-    <w:lsdException w:name="Table Web 3" w:semiHidden="1" w:unhideWhenUsed="1"/>
-    <w:lsdException w:name="Balloon Text" w:semiHidden="1" w:unhideWhenUsed="1"/>
-    <w:lsdException w:name="Table Grid" w:uiPriority="39"/>
-    <w:lsdException w:name="Table Theme" w:semiHidden="1" w:unhideWhenUsed="1"/>
-    <w:lsdException w:name="Placeholder Text" w:semiHidden="1"/>
-    <w:lsdException w:name="No Spacing" w:uiPriority="1" w:qFormat="1"/>
-    <w:lsdException w:name="Light Shading" w:uiPriority="60"/>
-    <w:lsdException w:name="Light List" w:uiPriority="61"/>
-    <w:lsdException w:name="Light Grid" w:uiPriority="62"/>
-    <w:lsdException w:name="Medium Shading 1" w:uiPriority="63"/>
-    <w:lsdException w:name="Medium Shading 2" w:uiPriority="64"/>
-    <w:lsdException w:name="Medium List 1" w:uiPriority="65"/>
-    <w:lsdException w:name="Medium List 2" w:uiPriority="66"/>
-    <w:lsdException w:name="Medium Grid 1" w:uiPriority="67"/>
-    <w:lsdException w:name="Medium Grid 2" w:uiPriority="68"/>
-    <w:lsdException w:name="Medium Grid 3" w:uiPriority="69"/>
-    <w:lsdException w:name="Dark List" w:uiPriority="70"/>
-    <w:lsdException w:name="Colorful Shading" w:uiPriority="71"/>
-    <w:lsdException w:name="Colorful List" w:uiPriority="72"/>
-    <w:lsdException w:name="Colorful Grid" w:uiPriority="73"/>
-    <w:lsdException w:name="Light Shading Accent 1" w:uiPriority="60"/>
-    <w:lsdException w:name="Light List Accent 1" w:uiPriority="61"/>
-    <w:lsdException w:name="Light Grid Accent 1" w:uiPriority="62"/>
-    <w:lsdException w:name="Medium Shading 1 Accent 1" w:uiPriority="63"/>
-    <w:lsdException w:name="Medium Shading 2 Accent 1" w:uiPriority="64"/>
-    <w:lsdException w:name="Medium List 1 Accent 1" w:uiPriority="65"/>
-    <w:lsdException w:name="Revision" w:semiHidden="1"/>
-    <w:lsdException w:name="List Paragraph" w:uiPriority="34" w:qFormat="1"/>
-    <w:lsdException w:name="Quote" w:uiPriority="29" w:qFormat="1"/>
-    <w:lsdException w:name="Intense Quote" w:uiPriority="30" w:qFormat="1"/>
-    <w:lsdException w:name="Medium List 2 Accent 1" w:uiPriority="66"/>
-    <w:lsdException w:name="Medium Grid 1 Accent 1" w:uiPriority="67"/>
-    <w:lsdException w:name="Medium Grid 2 Accent 1" w:uiPriority="68"/>
-    <w:lsdException w:name="Medium Grid 3 Accent 1" w:uiPriority="69"/>
-    <w:lsdException w:name="Dark List Accent 1" w:uiPriority="70"/>
-    <w:lsdException w:name="Colorful Shading Accent 1" w:uiPriority="71"/>
-    <w:lsdException w:name="Colorful List Accent 1" w:uiPriority="72"/>
-    <w:lsdException w:name="Colorful Grid Accent 1" w:uiPriority="73"/>
-    <w:lsdException w:name="Light Shading Accent 2" w:uiPriority="60"/>
-    <w:lsdException w:name="Light List Accent 2" w:uiPriority="61"/>
-    <w:lsdException w:name="Light Grid Accent 2" w:uiPriority="62"/>
-    <w:lsdException w:name="Medium Shading 1 Accent 2" w:uiPriority="63"/>
-    <w:lsdException w:name="Medium Shading 2 Accent 2" w:uiPriority="64"/>
-    <w:lsdException w:name="Medium List 1 Accent 2" w:uiPriority="65"/>
-    <w:lsdException w:name="Medium List 2 Accent 2" w:uiPriority="66"/>
-    <w:lsdException w:name="Medium Grid 1 Accent 2" w:uiPriority="67"/>
-    <w:lsdException w:name="Medium Grid 2 Accent 2" w:uiPriority="68"/>
-    <w:lsdException w:name="Medium Grid 3 Accent 2" w:uiPriority="69"/>
-    <w:lsdException w:name="Dark List Accent 2" w:uiPriority="70"/>
-    <w:lsdException w:name="Colorful Shading Accent 2" w:uiPriority="71"/>
-    <w:lsdException w:name="Colorful List Accent 2" w:uiPriority="72"/>
-    <w:lsdException w:name="Colorful Grid Accent 2" w:uiPriority="73"/>
-    <w:lsdException w:name="Light Shading Accent 3" w:uiPriority="60"/>
-    <w:lsdException w:name="Light List Accent 3" w:uiPriority="61"/>
-    <w:lsdException w:name="Light Grid Accent 3" w:uiPriority="62"/>
-    <w:lsdException w:name="Medium Shading 1 Accent 3" w:uiPriority="63"/>
-    <w:lsdException w:name="Medium Shading 2 Accent 3" w:uiPriority="64"/>
-    <w:lsdException w:name="Medium List 1 Accent 3" w:uiPriority="65"/>
-    <w:lsdException w:name="Medium List 2 Accent 3" w:uiPriority="66"/>
-    <w:lsdException w:name="Medium Grid 1 Accent 3" w:uiPriority="67"/>
-    <w:lsdException w:name="Medium Grid 2 Accent 3" w:uiPriority="68"/>
-    <w:lsdException w:name="Medium Grid 3 Accent 3" w:uiPriority="69"/>
-    <w:lsdException w:name="Dark List Accent 3" w:uiPriority="70"/>
-    <w:lsdException w:name="Colorful Shading Accent 3" w:uiPriority="71"/>
-    <w:lsdException w:name="Colorful List Accent 3" w:uiPriority="72"/>
-    <w:lsdException w:name="Colorful Grid Accent 3" w:uiPriority="73"/>
-    <w:lsdException w:name="Light Shading Accent 4" w:uiPriority="60"/>
-    <w:lsdException w:name="Light List Accent 4" w:uiPriority="61"/>
-    <w:lsdException w:name="Light Grid Accent 4" w:uiPriority="62"/>
-    <w:lsdException w:name="Medium Shading 1 Accent 4" w:uiPriority="63"/>
-    <w:lsdException w:name="Medium Shading 2 Accent 4" w:uiPriority="64"/>
-    <w:lsdException w:name="Medium List 1 Accent 4" w:uiPriority="65"/>
-    <w:lsdException w:name="Medium List 2 Accent 4" w:uiPriority="66"/>
-    <w:lsdException w:name="Medium Grid 1 Accent 4" w:uiPriority="67"/>
-    <w:lsdException w:name="Medium Grid 2 Accent 4" w:uiPriority="68"/>
-    <w:lsdException w:name="Medium Grid 3 Accent 4" w:uiPriority="69"/>
-    <w:lsdException w:name="Dark List Accent 4" w:uiPriority="70"/>
-    <w:lsdException w:name="Colorful Shading Accent 4" w:uiPriority="71"/>
-    <w:lsdException w:name="Colorful List Accent 4" w:uiPriority="72"/>
-    <w:lsdException w:name="Colorful Grid Accent 4" w:uiPriority="73"/>
-    <w:lsdException w:name="Light Shading Accent 5" w:uiPriority="60"/>
-    <w:lsdException w:name="Light List Accent 5" w:uiPriority="61"/>
-    <w:lsdException w:name="Light Grid Accent 5" w:uiPriority="62"/>
-    <w:lsdException w:name="Medium Shading 1 Accent 5" w:uiPriority="63"/>
-    <w:lsdException w:name="Medium Shading 2 Accent 5" w:uiPriority="64"/>
-    <w:lsdException w:name="Medium List 1 Accent 5" w:uiPriority="65"/>
-    <w:lsdException w:name="Medium List 2 Accent 5" w:uiPriority="66"/>
-    <w:lsdException w:name="Medium Grid 1 Accent 5" w:uiPriority="67"/>
-    <w:lsdException w:name="Medium Grid 2 Accent 5" w:uiPriority="68"/>
-    <w:lsdException w:name="Medium Grid 3 Accent 5" w:uiPriority="69"/>
-    <w:lsdException w:name="Dark List Accent 5" w:uiPriority="70"/>
-    <w:lsdException w:name="Colorful Shading Accent 5" w:uiPriority="71"/>
-    <w:lsdException w:name="Colorful List Accent 5" w:uiPriority="72"/>
-    <w:lsdException w:name="Colorful Grid Accent 5" w:uiPriority="73"/>
-    <w:lsdException w:name="Light Shading Accent 6" w:uiPriority="60"/>
-    <w:lsdException w:name="Light List Accent 6" w:uiPriority="61"/>
-    <w:lsdException w:name="Light Grid Accent 6" w:uiPriority="62"/>
-    <w:lsdException w:name="Medium Shading 1 Accent 6" w:uiPriority="63"/>
-    <w:lsdException w:name="Medium Shading 2 Accent 6" w:uiPriority="64"/>
-    <w:lsdException w:name="Medium List 1 Accent 6" w:uiPriority="65"/>
-    <w:lsdException w:name="Medium List 2 Accent 6" w:uiPriority="66"/>
-    <w:lsdException w:name="Medium Grid 1 Accent 6" w:uiPriority="67"/>
-    <w:lsdException w:name="Medium Grid 2 Accent 6" w:uiPriority="68"/>
-    <w:lsdException w:name="Medium Grid 3 Accent 6" w:uiPriority="69"/>
-    <w:lsdException w:name="Dark List Accent 6" w:uiPriority="70"/>
-    <w:lsdException w:name="Colorful Shading Accent 6" w:uiPriority="71"/>
-    <w:lsdException w:name="Colorful List Accent 6" w:uiPriority="72"/>
-    <w:lsdException w:name="Colorful Grid Accent 6" w:uiPriority="73"/>
-    <w:lsdException w:name="Subtle Emphasis" w:uiPriority="19" w:qFormat="1"/>
-    <w:lsdException w:name="Intense Emphasis" w:uiPriority="21" w:qFormat="1"/>
-    <w:lsdException w:name="Subtle Reference" w:uiPriority="31" w:qFormat="1"/>
-    <w:lsdException w:name="Intense Reference" w:uiPriority="32" w:qFormat="1"/>
-    <w:lsdException w:name="Book Title" w:uiPriority="33" w:qFormat="1"/>
-    <w:lsdException w:name="Bibliography" w:semiHidden="1" w:uiPriority="37" w:unhideWhenUsed="1"/>
-    <w:lsdException w:name="TOC Heading" w:semiHidden="1" w:uiPriority="39" w:unhideWhenUsed="1" w:qFormat="1"/>
-    <w:lsdException w:name="Plain Table 1" w:uiPriority="41"/>
-    <w:lsdException w:name="Plain Table 2" w:uiPriority="42"/>
-    <w:lsdException w:name="Plain Table 3" w:uiPriority="43"/>
-    <w:lsdException w:name="Plain Table 4" w:uiPriority="44"/>
-    <w:lsdException w:name="Plain Table 5" w:uiPriority="45"/>
-    <w:lsdException w:name="Grid Table Light" w:uiPriority="40"/>
-    <w:lsdException w:name="Grid Table 1 Light" w:uiPriority="46"/>
-    <w:lsdException w:name="Grid Table 2" w:uiPriority="47"/>
-    <w:lsdException w:name="Grid Table 3" w:uiPriority="48"/>
-    <w:lsdException w:name="Grid Table 4" w:uiPriority="49"/>
-    <w:lsdException w:name="Grid Table 5 Dark" w:uiPriority="50"/>
-    <w:lsdException w:name="Grid Table 6 Colorful" w:uiPriority="51"/>
-    <w:lsdException w:name="Grid Table 7 Colorful" w:uiPriority="52"/>
-    <w:lsdException w:name="Grid Table 1 Light Accent 1" w:uiPriority="46"/>
-    <w:lsdException w:name="Grid Table 2 Accent 1" w:uiPriority="47"/>
-    <w:lsdException w:name="Grid Table 3 Accent 1" w:uiPriority="48"/>
-    <w:lsdException w:name="Grid Table 4 Accent 1" w:uiPriority="49"/>
-    <w:lsdException w:name="Grid Table 5 Dark Accent 1" w:uiPriority="50"/>
-    <w:lsdException w:name="Grid Table 6 Colorful Accent 1" w:uiPriority="51"/>
-    <w:lsdException w:name="Grid Table 7 Colorful Accent 1" w:uiPriority="52"/>
-    <w:lsdException w:name="Grid Table 1 Light Accent 2" w:uiPriority="46"/>
-    <w:lsdException w:name="Grid Table 2 Accent 2" w:uiPriority="47"/>
-    <w:lsdException w:name="Grid Table 3 Accent 2" w:uiPriority="48"/>
-    <w:lsdException w:name="Grid Table 4 Accent 2" w:uiPriority="49"/>
-    <w:lsdException w:name="Grid Table 5 Dark Accent 2" w:uiPriority="50"/>
-    <w:lsdException w:name="Grid Table 6 Colorful Accent 2" w:uiPriority="51"/>
-    <w:lsdException w:name="Grid Table 7 Colorful Accent 2" w:uiPriority="52"/>
-    <w:lsdException w:name="Grid Table 1 Light Accent 3" w:uiPriority="46"/>
-    <w:lsdException w:name="Grid Table 2 Accent 3" w:uiPriority="47"/>
-    <w:lsdException w:name="Grid Table 3 Accent 3" w:uiPriority="48"/>
-    <w:lsdException w:name="Grid Table 4 Accent 3" w:uiPriority="49"/>
-    <w:lsdException w:name="Grid Table 5 Dark Accent 3" w:uiPriority="50"/>
-    <w:lsdException w:name="Grid Table 6 Colorful Accent 3" w:uiPriority="51"/>
-    <w:lsdException w:name="Grid Table 7 Colorful Accent 3" w:uiPriority="52"/>
-    <w:lsdException w:name="Grid Table 1 Light Accent 4" w:uiPriority="46"/>
-    <w:lsdException w:name="Grid Table 2 Accent 4" w:uiPriority="47"/>
-    <w:lsdException w:name="Grid Table 3 Accent 4" w:uiPriority="48"/>
-    <w:lsdException w:name="Grid Table 4 Accent 4" w:uiPriority="49"/>
-    <w:lsdException w:name="Grid Table 5 Dark Accent 4" w:uiPriority="50"/>
-    <w:lsdException w:name="Grid Table 6 Colorful Accent 4" w:uiPriority="51"/>
-    <w:lsdException w:name="Grid Table 7 Colorful Accent 4" w:uiPriority="52"/>
-    <w:lsdException w:name="Grid Table 1 Light Accent 5" w:uiPriority="46"/>
-    <w:lsdException w:name="Grid Table 2 Accent 5" w:uiPriority="47"/>
-    <w:lsdException w:name="Grid Table 3 Accent 5" w:uiPriority="48"/>
-    <w:lsdException w:name="Grid Table 4 Accent 5" w:uiPriority="49"/>
-    <w:lsdException w:name="Grid Table 5 Dark Accent 5" w:uiPriority="50"/>
-    <w:lsdException w:name="Grid Table 6 Colorful Accent 5" w:uiPriority="51"/>
-    <w:lsdException w:name="Grid Table 7 Colorful Accent 5" w:uiPriority="52"/>
-    <w:lsdException w:name="Grid Table 1 Light Accent 6" w:uiPriority="46"/>
-    <w:lsdException w:name="Grid Table 2 Accent 6" w:uiPriority="47"/>
-    <w:lsdException w:name="Grid Table 3 Accent 6" w:uiPriority="48"/>
-    <w:lsdException w:name="Grid Table 4 Accent 6" w:uiPriority="49"/>
-    <w:lsdException w:name="Grid Table 5 Dark Accent 6" w:uiPriority="50"/>
-    <w:lsdException w:name="Grid Table 6 Colorful Accent 6" w:uiPriority="51"/>
-    <w:lsdException w:name="Grid Table 7 Colorful Accent 6" w:uiPriority="52"/>
-    <w:lsdException w:name="List Table 1 Light" w:uiPriority="46"/>
-    <w:lsdException w:name="List Table 2" w:uiPriority="47"/>
-    <w:lsdException w:name="List Table 3" w:uiPriority="48"/>
-    <w:lsdException w:name="List Table 4" w:uiPriority="49"/>
-    <w:lsdException w:name="List Table 5 Dark" w:uiPriority="50"/>
-    <w:lsdException w:name="List Table 6 Colorful" w:uiPriority="51"/>
-    <w:lsdException w:name="List Table 7 Colorful" w:uiPriority="52"/>
-    <w:lsdException w:name="List Table 1 Light Accent 1" w:uiPriority="46"/>
-    <w:lsdException w:name="List Table 2 Accent 1" w:uiPriority="47"/>
-    <w:lsdException w:name="List Table 3 Accent 1" w:uiPriority="48"/>
-    <w:lsdException w:name="List Table 4 Accent 1" w:uiPriority="49"/>
-    <w:lsdException w:name="List Table 5 Dark Accent 1" w:uiPriority="50"/>
-    <w:lsdException w:name="List Table 6 Colorful Accent 1" w:uiPriority="51"/>
-    <w:lsdException w:name="List Table 7 Colorful Accent 1" w:uiPriority="52"/>
-    <w:lsdException w:name="List Table 1 Light Accent 2" w:uiPriority="46"/>
-    <w:lsdException w:name="List Table 2 Accent 2" w:uiPriority="47"/>
-    <w:lsdException w:name="List Table 3 Accent 2" w:uiPriority="48"/>
-    <w:lsdException w:name="List Table 4 Accent 2" w:uiPriority="49"/>
-    <w:lsdException w:name="List Table 5 Dark Accent 2" w:uiPriority="50"/>
-    <w:lsdException w:name="List Table 6 Colorful Accent 2" w:uiPriority="51"/>
-    <w:lsdException w:name="List Table 7 Colorful Accent 2" w:uiPriority="52"/>
-    <w:lsdException w:name="List Table 1 Light Accent 3" w:uiPriority="46"/>
-    <w:lsdException w:name="List Table 2 Accent 3" w:uiPriority="47"/>
-    <w:lsdException w:name="List Table 3 Accent 3" w:uiPriority="48"/>
-    <w:lsdException w:name="List Table 4 Accent 3" w:uiPriority="49"/>
-    <w:lsdException w:name="List Table 5 Dark Accent 3" w:uiPriority="50"/>
-    <w:lsdException w:name="List Table 6 Colorful Accent 3" w:uiPriority="51"/>
-    <w:lsdException w:name="List Table 7 Colorful Accent 3" w:uiPriority="52"/>
-    <w:lsdException w:name="List Table 1 Light Accent 4" w:uiPriority="46"/>
-    <w:lsdException w:name="List Table 2 Accent 4" w:uiPriority="47"/>
-    <w:lsdException w:name="List Table 3 Accent 4" w:uiPriority="48"/>
-    <w:lsdException w:name="List Table 4 Accent 4" w:uiPriority="49"/>
-    <w:lsdException w:name="List Table 5 Dark Accent 4" w:uiPriority="50"/>
-    <w:lsdException w:name="List Table 6 Colorful Accent 4" w:uiPriority="51"/>
-    <w:lsdException w:name="List Table 7 Colorful Accent 4" w:uiPriority="52"/>
-    <w:lsdException w:name="List Table 1 Light Accent 5" w:uiPriority="46"/>
-    <w:lsdException w:name="List Table 2 Accent 5" w:uiPriority="47"/>
-    <w:lsdException w:name="List Table 3 Accent 5" w:uiPriority="48"/>
-    <w:lsdException w:name="List Table 4 Accent 5" w:uiPriority="49"/>
-    <w:lsdException w:name="List Table 5 Dark Accent 5" w:uiPriority="50"/>
-    <w:lsdException w:name="List Table 6 Colorful Accent 5" w:uiPriority="51"/>
-    <w:lsdException w:name="List Table 7 Colorful Accent 5" w:uiPriority="52"/>
-    <w:lsdException w:name="List Table 1 Light Accent 6" w:uiPriority="46"/>
-    <w:lsdException w:name="List Table 2 Accent 6" w:uiPriority="47"/>
-    <w:lsdException w:name="List Table 3 Accent 6" w:uiPriority="48"/>
-    <w:lsdException w:name="List Table 4 Accent 6" w:uiPriority="49"/>
-    <w:lsdException w:name="List Table 5 Dark Accent 6" w:uiPriority="50"/>
-    <w:lsdException w:name="List Table 6 Colorful Accent 6" w:uiPriority="51"/>
-    <w:lsdException w:name="List Table 7 Colorful Accent 6" w:uiPriority="52"/>
+  <w:latentStyles w:defLockedState="0" w:defUIPriority="99" w:defSemiHidden="1" w:defUnhideWhenUsed="1" w:defQFormat="0" w:count="267">
+    <w:lsdException w:name="Normal" w:semiHidden="0" w:uiPriority="0" w:unhideWhenUsed="0" w:qFormat="1"/>
+    <w:lsdException w:name="heading 1" w:semiHidden="0" w:uiPriority="9" w:unhideWhenUsed="0" w:qFormat="1"/>
+    <w:lsdException w:name="heading 2" w:uiPriority="9" w:qFormat="1"/>
+    <w:lsdException w:name="heading 3" w:uiPriority="9" w:qFormat="1"/>
+    <w:lsdException w:name="heading 4" w:uiPriority="9" w:qFormat="1"/>
+    <w:lsdException w:name="heading 5" w:uiPriority="9" w:qFormat="1"/>
+    <w:lsdException w:name="heading 6" w:uiPriority="9" w:qFormat="1"/>
+    <w:lsdException w:name="heading 7" w:uiPriority="9" w:qFormat="1"/>
+    <w:lsdException w:name="heading 8" w:uiPriority="9" w:qFormat="1"/>
+    <w:lsdException w:name="heading 9" w:uiPriority="9" w:qFormat="1"/>
+    <w:lsdException w:name="toc 1" w:uiPriority="39"/>
+    <w:lsdException w:name="toc 2" w:uiPriority="39"/>
+    <w:lsdException w:name="toc 3" w:uiPriority="39"/>
+    <w:lsdException w:name="toc 4" w:uiPriority="39"/>
+    <w:lsdException w:name="toc 5" w:uiPriority="39"/>
+    <w:lsdException w:name="toc 6" w:uiPriority="39"/>
+    <w:lsdException w:name="toc 7" w:uiPriority="39"/>
+    <w:lsdException w:name="toc 8" w:uiPriority="39"/>
+    <w:lsdException w:name="toc 9" w:uiPriority="39"/>
+    <w:lsdException w:name="caption" w:uiPriority="35" w:qFormat="1"/>
+    <w:lsdException w:name="Title" w:semiHidden="0" w:uiPriority="10" w:unhideWhenUsed="0" w:qFormat="1"/>
+    <w:lsdException w:name="Default Paragraph Font" w:uiPriority="1"/>
+    <w:lsdException w:name="Subtitle" w:semiHidden="0" w:uiPriority="11" w:unhideWhenUsed="0" w:qFormat="1"/>
+    <w:lsdException w:name="Strong" w:semiHidden="0" w:uiPriority="22" w:unhideWhenUsed="0" w:qFormat="1"/>
+    <w:lsdException w:name="Emphasis" w:semiHidden="0" w:uiPriority="20" w:unhideWhenUsed="0" w:qFormat="1"/>
+    <w:lsdException w:name="Table Grid" w:semiHidden="0" w:uiPriority="39" w:unhideWhenUsed="0"/>
+    <w:lsdException w:name="Placeholder Text" w:unhideWhenUsed="0"/>
+    <w:lsdException w:name="No Spacing" w:semiHidden="0" w:uiPriority="1" w:unhideWhenUsed="0" w:qFormat="1"/>
+    <w:lsdException w:name="Light Shading" w:semiHidden="0" w:uiPriority="60" w:unhideWhenUsed="0"/>
+    <w:lsdException w:name="Light List" w:semiHidden="0" w:uiPriority="61" w:unhideWhenUsed="0"/>
+    <w:lsdException w:name="Light Grid" w:semiHidden="0" w:uiPriority="62" w:unhideWhenUsed="0"/>
+    <w:lsdException w:name="Medium Shading 1" w:semiHidden="0" w:uiPriority="63" w:unhideWhenUsed="0"/>
+    <w:lsdException w:name="Medium Shading 2" w:semiHidden="0" w:uiPriority="64" w:unhideWhenUsed="0"/>
+    <w:lsdException w:name="Medium List 1" w:semiHidden="0" w:uiPriority="65" w:unhideWhenUsed="0"/>
+    <w:lsdException w:name="Medium List 2" w:semiHidden="0" w:uiPriority="66" w:unhideWhenUsed="0"/>
+    <w:lsdException w:name="Medium Grid 1" w:semiHidden="0" w:uiPriority="67" w:unhideWhenUsed="0"/>
+    <w:lsdException w:name="Medium Grid 2" w:semiHidden="0" w:uiPriority="68" w:unhideWhenUsed="0"/>
+    <w:lsdException w:name="Medium Grid 3" w:semiHidden="0" w:uiPriority="69" w:unhideWhenUsed="0"/>
+    <w:lsdException w:name="Dark List" w:semiHidden="0" w:uiPriority="70" w:unhideWhenUsed="0"/>
+    <w:lsdException w:name="Colorful Shading" w:semiHidden="0" w:uiPriority="71" w:unhideWhenUsed="0"/>
+    <w:lsdException w:name="Colorful List" w:semiHidden="0" w:uiPriority="72" w:unhideWhenUsed="0"/>
+    <w:lsdException w:name="Colorful Grid" w:semiHidden="0" w:uiPriority="73" w:unhideWhenUsed="0"/>
+    <w:lsdException w:name="Light Shading Accent 1" w:semiHidden="0" w:uiPriority="60" w:unhideWhenUsed="0"/>
+    <w:lsdException w:name="Light List Accent 1" w:semiHidden="0" w:uiPriority="61" w:unhideWhenUsed="0"/>
+    <w:lsdException w:name="Light Grid Accent 1" w:semiHidden="0" w:uiPriority="62" w:unhideWhenUsed="0"/>
+    <w:lsdException w:name="Medium Shading 1 Accent 1" w:semiHidden="0" w:uiPriority="63" w:unhideWhenUsed="0"/>
+    <w:lsdException w:name="Medium Shading 2 Accent 1" w:semiHidden="0" w:uiPriority="64" w:unhideWhenUsed="0"/>
+    <w:lsdException w:name="Medium List 1 Accent 1" w:semiHidden="0" w:uiPriority="65" w:unhideWhenUsed="0"/>
+    <w:lsdException w:name="Revision" w:unhideWhenUsed="0"/>
+    <w:lsdException w:name="List Paragraph" w:semiHidden="0" w:uiPriority="34" w:unhideWhenUsed="0" w:qFormat="1"/>
+    <w:lsdException w:name="Quote" w:semiHidden="0" w:uiPriority="29" w:unhideWhenUsed="0" w:qFormat="1"/>
+    <w:lsdException w:name="Intense Quote" w:semiHidden="0" w:uiPriority="30" w:unhideWhenUsed="0" w:qFormat="1"/>
+    <w:lsdException w:name="Medium List 2 Accent 1" w:semiHidden="0" w:uiPriority="66" w:unhideWhenUsed="0"/>
+    <w:lsdException w:name="Medium Grid 1 Accent 1" w:semiHidden="0" w:uiPriority="67" w:unhideWhenUsed="0"/>
+    <w:lsdException w:name="Medium Grid 2 Accent 1" w:semiHidden="0" w:uiPriority="68" w:unhideWhenUsed="0"/>
+    <w:lsdException w:name="Medium Grid 3 Accent 1" w:semiHidden="0" w:uiPriority="69" w:unhideWhenUsed="0"/>
+    <w:lsdException w:name="Dark List Accent 1" w:semiHidden="0" w:uiPriority="70" w:unhideWhenUsed="0"/>
+    <w:lsdException w:name="Colorful Shading Accent 1" w:semiHidden="0" w:uiPriority="71" w:unhideWhenUsed="0"/>
+    <w:lsdException w:name="Colorful List Accent 1" w:semiHidden="0" w:uiPriority="72" w:unhideWhenUsed="0"/>
+    <w:lsdException w:name="Colorful Grid Accent 1" w:semiHidden="0" w:uiPriority="73" w:unhideWhenUsed="0"/>
+    <w:lsdException w:name="Light Shading Accent 2" w:semiHidden="0" w:uiPriority="60" w:unhideWhenUsed="0"/>
+    <w:lsdException w:name="Light List Accent 2" w:semiHidden="0" w:uiPriority="61" w:unhideWhenUsed="0"/>
+    <w:lsdException w:name="Light Grid Accent 2" w:semiHidden="0" w:uiPriority="62" w:unhideWhenUsed="0"/>
+    <w:lsdException w:name="Medium Shading 1 Accent 2" w:semiHidden="0" w:uiPriority="63" w:unhideWhenUsed="0"/>
+    <w:lsdException w:name="Medium Shading 2 Accent 2" w:semiHidden="0" w:uiPriority="64" w:unhideWhenUsed="0"/>
+    <w:lsdException w:name="Medium List 1 Accent 2" w:semiHidden="0" w:uiPriority="65" w:unhideWhenUsed="0"/>
+    <w:lsdException w:name="Medium List 2 Accent 2" w:semiHidden="0" w:uiPriority="66" w:unhideWhenUsed="0"/>
+    <w:lsdException w:name="Medium Grid 1 Accent 2" w:semiHidden="0" w:uiPriority="67" w:unhideWhenUsed="0"/>
+    <w:lsdException w:name="Medium Grid 2 Accent 2" w:semiHidden="0" w:uiPriority="68" w:unhideWhenUsed="0"/>
+    <w:lsdException w:name="Medium Grid 3 Accent 2" w:semiHidden="0" w:uiPriority="69" w:unhideWhenUsed="0"/>
+    <w:lsdException w:name="Dark List Accent 2" w:semiHidden="0" w:uiPriority="70" w:unhideWhenUsed="0"/>
+    <w:lsdException w:name="Colorful Shading Accent 2" w:semiHidden="0" w:uiPriority="71" w:unhideWhenUsed="0"/>
+    <w:lsdException w:name="Colorful List Accent 2" w:semiHidden="0" w:uiPriority="72" w:unhideWhenUsed="0"/>
+    <w:lsdException w:name="Colorful Grid Accent 2" w:semiHidden="0" w:uiPriority="73" w:unhideWhenUsed="0"/>
+    <w:lsdException w:name="Light Shading Accent 3" w:semiHidden="0" w:uiPriority="60" w:unhideWhenUsed="0"/>
+    <w:lsdException w:name="Light List Accent 3" w:semiHidden="0" w:uiPriority="61" w:unhideWhenUsed="0"/>
+    <w:lsdException w:name="Light Grid Accent 3" w:semiHidden="0" w:uiPriority="62" w:unhideWhenUsed="0"/>
+    <w:lsdException w:name="Medium Shading 1 Accent 3" w:semiHidden="0" w:uiPriority="63" w:unhideWhenUsed="0"/>
+    <w:lsdException w:name="Medium Shading 2 Accent 3" w:semiHidden="0" w:uiPriority="64" w:unhideWhenUsed="0"/>
+    <w:lsdException w:name="Medium List 1 Accent 3" w:semiHidden="0" w:uiPriority="65" w:unhideWhenUsed="0"/>
+    <w:lsdException w:name="Medium List 2 Accent 3" w:semiHidden="0" w:uiPriority="66" w:unhideWhenUsed="0"/>
+    <w:lsdException w:name="Medium Grid 1 Accent 3" w:semiHidden="0" w:uiPriority="67" w:unhideWhenUsed="0"/>
+    <w:lsdException w:name="Medium Grid 2 Accent 3" w:semiHidden="0" w:uiPriority="68" w:unhideWhenUsed="0"/>
+    <w:lsdException w:name="Medium Grid 3 Accent 3" w:semiHidden="0" w:uiPriority="69" w:unhideWhenUsed="0"/>
+    <w:lsdException w:name="Dark List Accent 3" w:semiHidden="0" w:uiPriority="70" w:unhideWhenUsed="0"/>
+    <w:lsdException w:name="Colorful Shading Accent 3" w:semiHidden="0" w:uiPriority="71" w:unhideWhenUsed="0"/>
+    <w:lsdException w:name="Colorful List Accent 3" w:semiHidden="0" w:uiPriority="72" w:unhideWhenUsed="0"/>
+    <w:lsdException w:name="Colorful Grid Accent 3" w:semiHidden="0" w:uiPriority="73" w:unhideWhenUsed="0"/>
+    <w:lsdException w:name="Light Shading Accent 4" w:semiHidden="0" w:uiPriority="60" w:unhideWhenUsed="0"/>
+    <w:lsdException w:name="Light List Accent 4" w:semiHidden="0" w:uiPriority="61" w:unhideWhenUsed="0"/>
+    <w:lsdException w:name="Light Grid Accent 4" w:semiHidden="0" w:uiPriority="62" w:unhideWhenUsed="0"/>
+    <w:lsdException w:name="Medium Shading 1 Accent 4" w:semiHidden="0" w:uiPriority="63" w:unhideWhenUsed="0"/>
+    <w:lsdException w:name="Medium Shading 2 Accent 4" w:semiHidden="0" w:uiPriority="64" w:unhideWhenUsed="0"/>
+    <w:lsdException w:name="Medium List 1 Accent 4" w:semiHidden="0" w:uiPriority="65" w:unhideWhenUsed="0"/>
+    <w:lsdException w:name="Medium List 2 Accent 4" w:semiHidden="0" w:uiPriority="66" w:unhideWhenUsed="0"/>
+    <w:lsdException w:name="Medium Grid 1 Accent 4" w:semiHidden="0" w:uiPriority="67" w:unhideWhenUsed="0"/>
+    <w:lsdException w:name="Medium Grid 2 Accent 4" w:semiHidden="0" w:uiPriority="68" w:unhideWhenUsed="0"/>
+    <w:lsdException w:name="Medium Grid 3 Accent 4" w:semiHidden="0" w:uiPriority="69" w:unhideWhenUsed="0"/>
+    <w:lsdException w:name="Dark List Accent 4" w:semiHidden="0" w:uiPriority="70" w:unhideWhenUsed="0"/>
+    <w:lsdException w:name="Colorful Shading Accent 4" w:semiHidden="0" w:uiPriority="71" w:unhideWhenUsed="0"/>
+    <w:lsdException w:name="Colorful List Accent 4" w:semiHidden="0" w:uiPriority="72" w:unhideWhenUsed="0"/>
+    <w:lsdException w:name="Colorful Grid Accent 4" w:semiHidden="0" w:uiPriority="73" w:unhideWhenUsed="0"/>
+    <w:lsdException w:name="Light Shading Accent 5" w:semiHidden="0" w:uiPriority="60" w:unhideWhenUsed="0"/>
+    <w:lsdException w:name="Light List Accent 5" w:semiHidden="0" w:uiPriority="61" w:unhideWhenUsed="0"/>
+    <w:lsdException w:name="Light Grid Accent 5" w:semiHidden="0" w:uiPriority="62" w:unhideWhenUsed="0"/>
+    <w:lsdException w:name="Medium Shading 1 Accent 5" w:semiHidden="0" w:uiPriority="63" w:unhideWhenUsed="0"/>
+    <w:lsdException w:name="Medium Shading 2 Accent 5" w:semiHidden="0" w:uiPriority="64" w:unhideWhenUsed="0"/>
+    <w:lsdException w:name="Medium List 1 Accent 5" w:semiHidden="0" w:uiPriority="65" w:unhideWhenUsed="0"/>
+    <w:lsdException w:name="Medium List 2 Accent 5" w:semiHidden="0" w:uiPriority="66" w:unhideWhenUsed="0"/>
+    <w:lsdException w:name="Medium Grid 1 Accent 5" w:semiHidden="0" w:uiPriority="67" w:unhideWhenUsed="0"/>
+    <w:lsdException w:name="Medium Grid 2 Accent 5" w:semiHidden="0" w:uiPriority="68" w:unhideWhenUsed="0"/>
+    <w:lsdException w:name="Medium Grid 3 Accent 5" w:semiHidden="0" w:uiPriority="69" w:unhideWhenUsed="0"/>
+    <w:lsdException w:name="Dark List Accent 5" w:semiHidden="0" w:uiPriority="70" w:unhideWhenUsed="0"/>
+    <w:lsdException w:name="Colorful Shading Accent 5" w:semiHidden="0" w:uiPriority="71" w:unhideWhenUsed="0"/>
+    <w:lsdException w:name="Colorful List Accent 5" w:semiHidden="0" w:uiPriority="72" w:unhideWhenUsed="0"/>
+    <w:lsdException w:name="Colorful Grid Accent 5" w:semiHidden="0" w:uiPriority="73" w:unhideWhenUsed="0"/>
+    <w:lsdException w:name="Light Shading Accent 6" w:semiHidden="0" w:uiPriority="60" w:unhideWhenUsed="0"/>
+    <w:lsdException w:name="Light List Accent 6" w:semiHidden="0" w:uiPriority="61" w:unhideWhenUsed="0"/>
+    <w:lsdException w:name="Light Grid Accent 6" w:semiHidden="0" w:uiPriority="62" w:unhideWhenUsed="0"/>
+    <w:lsdException w:name="Medium Shading 1 Accent 6" w:semiHidden="0" w:uiPriority="63" w:unhideWhenUsed="0"/>
+    <w:lsdException w:name="Medium Shading 2 Accent 6" w:semiHidden="0" w:uiPriority="64" w:unhideWhenUsed="0"/>
+    <w:lsdException w:name="Medium List 1 Accent 6" w:semiHidden="0" w:uiPriority="65" w:unhideWhenUsed="0"/>
+    <w:lsdException w:name="Medium List 2 Accent 6" w:semiHidden="0" w:uiPriority="66" w:unhideWhenUsed="0"/>
+    <w:lsdException w:name="Medium Grid 1 Accent 6" w:semiHidden="0" w:uiPriority="67" w:unhideWhenUsed="0"/>
+    <w:lsdException w:name="Medium Grid 2 Accent 6" w:semiHidden="0" w:uiPriority="68" w:unhideWhenUsed="0"/>
+    <w:lsdException w:name="Medium Grid 3 Accent 6" w:semiHidden="0" w:uiPriority="69" w:unhideWhenUsed="0"/>
+    <w:lsdException w:name="Dark List Accent 6" w:semiHidden="0" w:uiPriority="70" w:unhideWhenUsed="0"/>
+    <w:lsdException w:name="Colorful Shading Accent 6" w:semiHidden="0" w:uiPriority="71" w:unhideWhenUsed="0"/>
+    <w:lsdException w:name="Colorful List Accent 6" w:semiHidden="0" w:uiPriority="72" w:unhideWhenUsed="0"/>
+    <w:lsdException w:name="Colorful Grid Accent 6" w:semiHidden="0" w:uiPriority="73" w:unhideWhenUsed="0"/>
+    <w:lsdException w:name="Subtle Emphasis" w:semiHidden="0" w:uiPriority="19" w:unhideWhenUsed="0" w:qFormat="1"/>
+    <w:lsdException w:name="Intense Emphasis" w:semiHidden="0" w:uiPriority="21" w:unhideWhenUsed="0" w:qFormat="1"/>
+    <w:lsdException w:name="Subtle Reference" w:semiHidden="0" w:uiPriority="31" w:unhideWhenUsed="0" w:qFormat="1"/>
+    <w:lsdException w:name="Intense Reference" w:semiHidden="0" w:uiPriority="32" w:unhideWhenUsed="0" w:qFormat="1"/>
+    <w:lsdException w:name="Book Title" w:semiHidden="0" w:uiPriority="33" w:unhideWhenUsed="0" w:qFormat="1"/>
+    <w:lsdException w:name="Bibliography" w:uiPriority="37"/>
+    <w:lsdException w:name="TOC Heading" w:uiPriority="39" w:qFormat="1"/>
   </w:latentStyles>
   <w:style w:type="paragraph" w:default="1" w:styleId="Normal">
     <w:name w:val="Normal"/>
@@ -3780,7 +3704,6 @@
   <w:style w:type="character" w:default="1" w:styleId="Fontepargpadro">
     <w:name w:val="Default Paragraph Font"/>
     <w:uiPriority w:val="1"/>
-    <w:semiHidden/>
     <w:unhideWhenUsed/>
   </w:style>
   <w:style w:type="table" w:default="1" w:styleId="Tabelanormal">
@@ -4124,6 +4047,7 @@
       <w:spacing w:after="0" w:line="240" w:lineRule="auto"/>
     </w:pPr>
     <w:tblPr>
+      <w:tblInd w:w="0" w:type="dxa"/>
       <w:tblBorders>
         <w:top w:val="single" w:sz="4" w:space="0" w:color="auto"/>
         <w:left w:val="single" w:sz="4" w:space="0" w:color="auto"/>
@@ -4132,6 +4056,12 @@
         <w:insideH w:val="single" w:sz="4" w:space="0" w:color="auto"/>
         <w:insideV w:val="single" w:sz="4" w:space="0" w:color="auto"/>
       </w:tblBorders>
+      <w:tblCellMar>
+        <w:top w:w="0" w:type="dxa"/>
+        <w:left w:w="108" w:type="dxa"/>
+        <w:bottom w:w="0" w:type="dxa"/>
+        <w:right w:w="108" w:type="dxa"/>
+      </w:tblCellMar>
     </w:tblPr>
   </w:style>
   <w:style w:type="character" w:customStyle="1" w:styleId="FonteeimagemChar">
@@ -4191,6 +4121,802 @@
       <w:szCs w:val="24"/>
       <w:lang w:eastAsia="pt-BR"/>
     </w:rPr>
+  </w:style>
+  <w:style w:type="paragraph" w:styleId="Textodebalo">
+    <w:name w:val="Balloon Text"/>
+    <w:basedOn w:val="Normal"/>
+    <w:link w:val="TextodebaloChar"/>
+    <w:uiPriority w:val="99"/>
+    <w:semiHidden/>
+    <w:unhideWhenUsed/>
+    <w:rsid w:val="00B11816"/>
+    <w:pPr>
+      <w:spacing w:after="0" w:line="240" w:lineRule="auto"/>
+    </w:pPr>
+    <w:rPr>
+      <w:rFonts w:ascii="Tahoma" w:hAnsi="Tahoma" w:cs="Tahoma"/>
+      <w:sz w:val="16"/>
+      <w:szCs w:val="16"/>
+    </w:rPr>
+  </w:style>
+  <w:style w:type="character" w:customStyle="1" w:styleId="TextodebaloChar">
+    <w:name w:val="Texto de balão Char"/>
+    <w:basedOn w:val="Fontepargpadro"/>
+    <w:link w:val="Textodebalo"/>
+    <w:uiPriority w:val="99"/>
+    <w:semiHidden/>
+    <w:rsid w:val="00B11816"/>
+    <w:rPr>
+      <w:rFonts w:ascii="Tahoma" w:hAnsi="Tahoma" w:cs="Tahoma"/>
+      <w:sz w:val="16"/>
+      <w:szCs w:val="16"/>
+    </w:rPr>
+  </w:style>
+  <w:style w:type="character" w:customStyle="1" w:styleId="whitespace-normal">
+    <w:name w:val="whitespace-normal"/>
+    <w:basedOn w:val="Fontepargpadro"/>
+    <w:rsid w:val="002848DF"/>
+  </w:style>
+</w:styles>
+</file>
+
+<file path=word/stylesWithEffects.xml><?xml version="1.0" encoding="utf-8"?>
+<w:styles xmlns:wpc="http://schemas.microsoft.com/office/word/2010/wordprocessingCanvas" xmlns:mc="http://schemas.openxmlformats.org/markup-compatibility/2006" xmlns:o="urn:schemas-microsoft-com:office:office" xmlns:r="http://schemas.openxmlformats.org/officeDocument/2006/relationships" xmlns:m="http://schemas.openxmlformats.org/officeDocument/2006/math" xmlns:v="urn:schemas-microsoft-com:vml" xmlns:wp14="http://schemas.microsoft.com/office/word/2010/wordprocessingDrawing" xmlns:wp="http://schemas.openxmlformats.org/drawingml/2006/wordprocessingDrawing" xmlns:w10="urn:schemas-microsoft-com:office:word" xmlns:w="http://schemas.openxmlformats.org/wordprocessingml/2006/main" xmlns:w14="http://schemas.microsoft.com/office/word/2010/wordml" xmlns:wpg="http://schemas.microsoft.com/office/word/2010/wordprocessingGroup" xmlns:wpi="http://schemas.microsoft.com/office/word/2010/wordprocessingInk" xmlns:wne="http://schemas.microsoft.com/office/word/2006/wordml" xmlns:wps="http://schemas.microsoft.com/office/word/2010/wordprocessingShape" mc:Ignorable="w14 wp14">
+  <w:docDefaults>
+    <w:rPrDefault>
+      <w:rPr>
+        <w:rFonts w:asciiTheme="minorHAnsi" w:eastAsiaTheme="minorHAnsi" w:hAnsiTheme="minorHAnsi" w:cstheme="minorBidi"/>
+        <w:sz w:val="22"/>
+        <w:szCs w:val="22"/>
+        <w:lang w:val="pt-BR" w:eastAsia="en-US" w:bidi="ar-SA"/>
+      </w:rPr>
+    </w:rPrDefault>
+    <w:pPrDefault>
+      <w:pPr>
+        <w:spacing w:after="160" w:line="259" w:lineRule="auto"/>
+      </w:pPr>
+    </w:pPrDefault>
+  </w:docDefaults>
+  <w:latentStyles w:defLockedState="0" w:defUIPriority="99" w:defSemiHidden="1" w:defUnhideWhenUsed="1" w:defQFormat="0" w:count="267">
+    <w:lsdException w:name="Normal" w:semiHidden="0" w:uiPriority="0" w:unhideWhenUsed="0" w:qFormat="1"/>
+    <w:lsdException w:name="heading 1" w:semiHidden="0" w:uiPriority="9" w:unhideWhenUsed="0" w:qFormat="1"/>
+    <w:lsdException w:name="heading 2" w:uiPriority="9" w:qFormat="1"/>
+    <w:lsdException w:name="heading 3" w:uiPriority="9" w:qFormat="1"/>
+    <w:lsdException w:name="heading 4" w:uiPriority="9" w:qFormat="1"/>
+    <w:lsdException w:name="heading 5" w:uiPriority="9" w:qFormat="1"/>
+    <w:lsdException w:name="heading 6" w:uiPriority="9" w:qFormat="1"/>
+    <w:lsdException w:name="heading 7" w:uiPriority="9" w:qFormat="1"/>
+    <w:lsdException w:name="heading 8" w:uiPriority="9" w:qFormat="1"/>
+    <w:lsdException w:name="heading 9" w:uiPriority="9" w:qFormat="1"/>
+    <w:lsdException w:name="toc 1" w:uiPriority="39"/>
+    <w:lsdException w:name="toc 2" w:uiPriority="39"/>
+    <w:lsdException w:name="toc 3" w:uiPriority="39"/>
+    <w:lsdException w:name="toc 4" w:uiPriority="39"/>
+    <w:lsdException w:name="toc 5" w:uiPriority="39"/>
+    <w:lsdException w:name="toc 6" w:uiPriority="39"/>
+    <w:lsdException w:name="toc 7" w:uiPriority="39"/>
+    <w:lsdException w:name="toc 8" w:uiPriority="39"/>
+    <w:lsdException w:name="toc 9" w:uiPriority="39"/>
+    <w:lsdException w:name="caption" w:uiPriority="35" w:qFormat="1"/>
+    <w:lsdException w:name="Title" w:semiHidden="0" w:uiPriority="10" w:unhideWhenUsed="0" w:qFormat="1"/>
+    <w:lsdException w:name="Default Paragraph Font" w:uiPriority="1"/>
+    <w:lsdException w:name="Subtitle" w:semiHidden="0" w:uiPriority="11" w:unhideWhenUsed="0" w:qFormat="1"/>
+    <w:lsdException w:name="Strong" w:semiHidden="0" w:uiPriority="22" w:unhideWhenUsed="0" w:qFormat="1"/>
+    <w:lsdException w:name="Emphasis" w:semiHidden="0" w:uiPriority="20" w:unhideWhenUsed="0" w:qFormat="1"/>
+    <w:lsdException w:name="Table Grid" w:semiHidden="0" w:uiPriority="39" w:unhideWhenUsed="0"/>
+    <w:lsdException w:name="Placeholder Text" w:unhideWhenUsed="0"/>
+    <w:lsdException w:name="No Spacing" w:semiHidden="0" w:uiPriority="1" w:unhideWhenUsed="0" w:qFormat="1"/>
+    <w:lsdException w:name="Light Shading" w:semiHidden="0" w:uiPriority="60" w:unhideWhenUsed="0"/>
+    <w:lsdException w:name="Light List" w:semiHidden="0" w:uiPriority="61" w:unhideWhenUsed="0"/>
+    <w:lsdException w:name="Light Grid" w:semiHidden="0" w:uiPriority="62" w:unhideWhenUsed="0"/>
+    <w:lsdException w:name="Medium Shading 1" w:semiHidden="0" w:uiPriority="63" w:unhideWhenUsed="0"/>
+    <w:lsdException w:name="Medium Shading 2" w:semiHidden="0" w:uiPriority="64" w:unhideWhenUsed="0"/>
+    <w:lsdException w:name="Medium List 1" w:semiHidden="0" w:uiPriority="65" w:unhideWhenUsed="0"/>
+    <w:lsdException w:name="Medium List 2" w:semiHidden="0" w:uiPriority="66" w:unhideWhenUsed="0"/>
+    <w:lsdException w:name="Medium Grid 1" w:semiHidden="0" w:uiPriority="67" w:unhideWhenUsed="0"/>
+    <w:lsdException w:name="Medium Grid 2" w:semiHidden="0" w:uiPriority="68" w:unhideWhenUsed="0"/>
+    <w:lsdException w:name="Medium Grid 3" w:semiHidden="0" w:uiPriority="69" w:unhideWhenUsed="0"/>
+    <w:lsdException w:name="Dark List" w:semiHidden="0" w:uiPriority="70" w:unhideWhenUsed="0"/>
+    <w:lsdException w:name="Colorful Shading" w:semiHidden="0" w:uiPriority="71" w:unhideWhenUsed="0"/>
+    <w:lsdException w:name="Colorful List" w:semiHidden="0" w:uiPriority="72" w:unhideWhenUsed="0"/>
+    <w:lsdException w:name="Colorful Grid" w:semiHidden="0" w:uiPriority="73" w:unhideWhenUsed="0"/>
+    <w:lsdException w:name="Light Shading Accent 1" w:semiHidden="0" w:uiPriority="60" w:unhideWhenUsed="0"/>
+    <w:lsdException w:name="Light List Accent 1" w:semiHidden="0" w:uiPriority="61" w:unhideWhenUsed="0"/>
+    <w:lsdException w:name="Light Grid Accent 1" w:semiHidden="0" w:uiPriority="62" w:unhideWhenUsed="0"/>
+    <w:lsdException w:name="Medium Shading 1 Accent 1" w:semiHidden="0" w:uiPriority="63" w:unhideWhenUsed="0"/>
+    <w:lsdException w:name="Medium Shading 2 Accent 1" w:semiHidden="0" w:uiPriority="64" w:unhideWhenUsed="0"/>
+    <w:lsdException w:name="Medium List 1 Accent 1" w:semiHidden="0" w:uiPriority="65" w:unhideWhenUsed="0"/>
+    <w:lsdException w:name="Revision" w:unhideWhenUsed="0"/>
+    <w:lsdException w:name="List Paragraph" w:semiHidden="0" w:uiPriority="34" w:unhideWhenUsed="0" w:qFormat="1"/>
+    <w:lsdException w:name="Quote" w:semiHidden="0" w:uiPriority="29" w:unhideWhenUsed="0" w:qFormat="1"/>
+    <w:lsdException w:name="Intense Quote" w:semiHidden="0" w:uiPriority="30" w:unhideWhenUsed="0" w:qFormat="1"/>
+    <w:lsdException w:name="Medium List 2 Accent 1" w:semiHidden="0" w:uiPriority="66" w:unhideWhenUsed="0"/>
+    <w:lsdException w:name="Medium Grid 1 Accent 1" w:semiHidden="0" w:uiPriority="67" w:unhideWhenUsed="0"/>
+    <w:lsdException w:name="Medium Grid 2 Accent 1" w:semiHidden="0" w:uiPriority="68" w:unhideWhenUsed="0"/>
+    <w:lsdException w:name="Medium Grid 3 Accent 1" w:semiHidden="0" w:uiPriority="69" w:unhideWhenUsed="0"/>
+    <w:lsdException w:name="Dark List Accent 1" w:semiHidden="0" w:uiPriority="70" w:unhideWhenUsed="0"/>
+    <w:lsdException w:name="Colorful Shading Accent 1" w:semiHidden="0" w:uiPriority="71" w:unhideWhenUsed="0"/>
+    <w:lsdException w:name="Colorful List Accent 1" w:semiHidden="0" w:uiPriority="72" w:unhideWhenUsed="0"/>
+    <w:lsdException w:name="Colorful Grid Accent 1" w:semiHidden="0" w:uiPriority="73" w:unhideWhenUsed="0"/>
+    <w:lsdException w:name="Light Shading Accent 2" w:semiHidden="0" w:uiPriority="60" w:unhideWhenUsed="0"/>
+    <w:lsdException w:name="Light List Accent 2" w:semiHidden="0" w:uiPriority="61" w:unhideWhenUsed="0"/>
+    <w:lsdException w:name="Light Grid Accent 2" w:semiHidden="0" w:uiPriority="62" w:unhideWhenUsed="0"/>
+    <w:lsdException w:name="Medium Shading 1 Accent 2" w:semiHidden="0" w:uiPriority="63" w:unhideWhenUsed="0"/>
+    <w:lsdException w:name="Medium Shading 2 Accent 2" w:semiHidden="0" w:uiPriority="64" w:unhideWhenUsed="0"/>
+    <w:lsdException w:name="Medium List 1 Accent 2" w:semiHidden="0" w:uiPriority="65" w:unhideWhenUsed="0"/>
+    <w:lsdException w:name="Medium List 2 Accent 2" w:semiHidden="0" w:uiPriority="66" w:unhideWhenUsed="0"/>
+    <w:lsdException w:name="Medium Grid 1 Accent 2" w:semiHidden="0" w:uiPriority="67" w:unhideWhenUsed="0"/>
+    <w:lsdException w:name="Medium Grid 2 Accent 2" w:semiHidden="0" w:uiPriority="68" w:unhideWhenUsed="0"/>
+    <w:lsdException w:name="Medium Grid 3 Accent 2" w:semiHidden="0" w:uiPriority="69" w:unhideWhenUsed="0"/>
+    <w:lsdException w:name="Dark List Accent 2" w:semiHidden="0" w:uiPriority="70" w:unhideWhenUsed="0"/>
+    <w:lsdException w:name="Colorful Shading Accent 2" w:semiHidden="0" w:uiPriority="71" w:unhideWhenUsed="0"/>
+    <w:lsdException w:name="Colorful List Accent 2" w:semiHidden="0" w:uiPriority="72" w:unhideWhenUsed="0"/>
+    <w:lsdException w:name="Colorful Grid Accent 2" w:semiHidden="0" w:uiPriority="73" w:unhideWhenUsed="0"/>
+    <w:lsdException w:name="Light Shading Accent 3" w:semiHidden="0" w:uiPriority="60" w:unhideWhenUsed="0"/>
+    <w:lsdException w:name="Light List Accent 3" w:semiHidden="0" w:uiPriority="61" w:unhideWhenUsed="0"/>
+    <w:lsdException w:name="Light Grid Accent 3" w:semiHidden="0" w:uiPriority="62" w:unhideWhenUsed="0"/>
+    <w:lsdException w:name="Medium Shading 1 Accent 3" w:semiHidden="0" w:uiPriority="63" w:unhideWhenUsed="0"/>
+    <w:lsdException w:name="Medium Shading 2 Accent 3" w:semiHidden="0" w:uiPriority="64" w:unhideWhenUsed="0"/>
+    <w:lsdException w:name="Medium List 1 Accent 3" w:semiHidden="0" w:uiPriority="65" w:unhideWhenUsed="0"/>
+    <w:lsdException w:name="Medium List 2 Accent 3" w:semiHidden="0" w:uiPriority="66" w:unhideWhenUsed="0"/>
+    <w:lsdException w:name="Medium Grid 1 Accent 3" w:semiHidden="0" w:uiPriority="67" w:unhideWhenUsed="0"/>
+    <w:lsdException w:name="Medium Grid 2 Accent 3" w:semiHidden="0" w:uiPriority="68" w:unhideWhenUsed="0"/>
+    <w:lsdException w:name="Medium Grid 3 Accent 3" w:semiHidden="0" w:uiPriority="69" w:unhideWhenUsed="0"/>
+    <w:lsdException w:name="Dark List Accent 3" w:semiHidden="0" w:uiPriority="70" w:unhideWhenUsed="0"/>
+    <w:lsdException w:name="Colorful Shading Accent 3" w:semiHidden="0" w:uiPriority="71" w:unhideWhenUsed="0"/>
+    <w:lsdException w:name="Colorful List Accent 3" w:semiHidden="0" w:uiPriority="72" w:unhideWhenUsed="0"/>
+    <w:lsdException w:name="Colorful Grid Accent 3" w:semiHidden="0" w:uiPriority="73" w:unhideWhenUsed="0"/>
+    <w:lsdException w:name="Light Shading Accent 4" w:semiHidden="0" w:uiPriority="60" w:unhideWhenUsed="0"/>
+    <w:lsdException w:name="Light List Accent 4" w:semiHidden="0" w:uiPriority="61" w:unhideWhenUsed="0"/>
+    <w:lsdException w:name="Light Grid Accent 4" w:semiHidden="0" w:uiPriority="62" w:unhideWhenUsed="0"/>
+    <w:lsdException w:name="Medium Shading 1 Accent 4" w:semiHidden="0" w:uiPriority="63" w:unhideWhenUsed="0"/>
+    <w:lsdException w:name="Medium Shading 2 Accent 4" w:semiHidden="0" w:uiPriority="64" w:unhideWhenUsed="0"/>
+    <w:lsdException w:name="Medium List 1 Accent 4" w:semiHidden="0" w:uiPriority="65" w:unhideWhenUsed="0"/>
+    <w:lsdException w:name="Medium List 2 Accent 4" w:semiHidden="0" w:uiPriority="66" w:unhideWhenUsed="0"/>
+    <w:lsdException w:name="Medium Grid 1 Accent 4" w:semiHidden="0" w:uiPriority="67" w:unhideWhenUsed="0"/>
+    <w:lsdException w:name="Medium Grid 2 Accent 4" w:semiHidden="0" w:uiPriority="68" w:unhideWhenUsed="0"/>
+    <w:lsdException w:name="Medium Grid 3 Accent 4" w:semiHidden="0" w:uiPriority="69" w:unhideWhenUsed="0"/>
+    <w:lsdException w:name="Dark List Accent 4" w:semiHidden="0" w:uiPriority="70" w:unhideWhenUsed="0"/>
+    <w:lsdException w:name="Colorful Shading Accent 4" w:semiHidden="0" w:uiPriority="71" w:unhideWhenUsed="0"/>
+    <w:lsdException w:name="Colorful List Accent 4" w:semiHidden="0" w:uiPriority="72" w:unhideWhenUsed="0"/>
+    <w:lsdException w:name="Colorful Grid Accent 4" w:semiHidden="0" w:uiPriority="73" w:unhideWhenUsed="0"/>
+    <w:lsdException w:name="Light Shading Accent 5" w:semiHidden="0" w:uiPriority="60" w:unhideWhenUsed="0"/>
+    <w:lsdException w:name="Light List Accent 5" w:semiHidden="0" w:uiPriority="61" w:unhideWhenUsed="0"/>
+    <w:lsdException w:name="Light Grid Accent 5" w:semiHidden="0" w:uiPriority="62" w:unhideWhenUsed="0"/>
+    <w:lsdException w:name="Medium Shading 1 Accent 5" w:semiHidden="0" w:uiPriority="63" w:unhideWhenUsed="0"/>
+    <w:lsdException w:name="Medium Shading 2 Accent 5" w:semiHidden="0" w:uiPriority="64" w:unhideWhenUsed="0"/>
+    <w:lsdException w:name="Medium List 1 Accent 5" w:semiHidden="0" w:uiPriority="65" w:unhideWhenUsed="0"/>
+    <w:lsdException w:name="Medium List 2 Accent 5" w:semiHidden="0" w:uiPriority="66" w:unhideWhenUsed="0"/>
+    <w:lsdException w:name="Medium Grid 1 Accent 5" w:semiHidden="0" w:uiPriority="67" w:unhideWhenUsed="0"/>
+    <w:lsdException w:name="Medium Grid 2 Accent 5" w:semiHidden="0" w:uiPriority="68" w:unhideWhenUsed="0"/>
+    <w:lsdException w:name="Medium Grid 3 Accent 5" w:semiHidden="0" w:uiPriority="69" w:unhideWhenUsed="0"/>
+    <w:lsdException w:name="Dark List Accent 5" w:semiHidden="0" w:uiPriority="70" w:unhideWhenUsed="0"/>
+    <w:lsdException w:name="Colorful Shading Accent 5" w:semiHidden="0" w:uiPriority="71" w:unhideWhenUsed="0"/>
+    <w:lsdException w:name="Colorful List Accent 5" w:semiHidden="0" w:uiPriority="72" w:unhideWhenUsed="0"/>
+    <w:lsdException w:name="Colorful Grid Accent 5" w:semiHidden="0" w:uiPriority="73" w:unhideWhenUsed="0"/>
+    <w:lsdException w:name="Light Shading Accent 6" w:semiHidden="0" w:uiPriority="60" w:unhideWhenUsed="0"/>
+    <w:lsdException w:name="Light List Accent 6" w:semiHidden="0" w:uiPriority="61" w:unhideWhenUsed="0"/>
+    <w:lsdException w:name="Light Grid Accent 6" w:semiHidden="0" w:uiPriority="62" w:unhideWhenUsed="0"/>
+    <w:lsdException w:name="Medium Shading 1 Accent 6" w:semiHidden="0" w:uiPriority="63" w:unhideWhenUsed="0"/>
+    <w:lsdException w:name="Medium Shading 2 Accent 6" w:semiHidden="0" w:uiPriority="64" w:unhideWhenUsed="0"/>
+    <w:lsdException w:name="Medium List 1 Accent 6" w:semiHidden="0" w:uiPriority="65" w:unhideWhenUsed="0"/>
+    <w:lsdException w:name="Medium List 2 Accent 6" w:semiHidden="0" w:uiPriority="66" w:unhideWhenUsed="0"/>
+    <w:lsdException w:name="Medium Grid 1 Accent 6" w:semiHidden="0" w:uiPriority="67" w:unhideWhenUsed="0"/>
+    <w:lsdException w:name="Medium Grid 2 Accent 6" w:semiHidden="0" w:uiPriority="68" w:unhideWhenUsed="0"/>
+    <w:lsdException w:name="Medium Grid 3 Accent 6" w:semiHidden="0" w:uiPriority="69" w:unhideWhenUsed="0"/>
+    <w:lsdException w:name="Dark List Accent 6" w:semiHidden="0" w:uiPriority="70" w:unhideWhenUsed="0"/>
+    <w:lsdException w:name="Colorful Shading Accent 6" w:semiHidden="0" w:uiPriority="71" w:unhideWhenUsed="0"/>
+    <w:lsdException w:name="Colorful List Accent 6" w:semiHidden="0" w:uiPriority="72" w:unhideWhenUsed="0"/>
+    <w:lsdException w:name="Colorful Grid Accent 6" w:semiHidden="0" w:uiPriority="73" w:unhideWhenUsed="0"/>
+    <w:lsdException w:name="Subtle Emphasis" w:semiHidden="0" w:uiPriority="19" w:unhideWhenUsed="0" w:qFormat="1"/>
+    <w:lsdException w:name="Intense Emphasis" w:semiHidden="0" w:uiPriority="21" w:unhideWhenUsed="0" w:qFormat="1"/>
+    <w:lsdException w:name="Subtle Reference" w:semiHidden="0" w:uiPriority="31" w:unhideWhenUsed="0" w:qFormat="1"/>
+    <w:lsdException w:name="Intense Reference" w:semiHidden="0" w:uiPriority="32" w:unhideWhenUsed="0" w:qFormat="1"/>
+    <w:lsdException w:name="Book Title" w:semiHidden="0" w:uiPriority="33" w:unhideWhenUsed="0" w:qFormat="1"/>
+    <w:lsdException w:name="Bibliography" w:uiPriority="37"/>
+    <w:lsdException w:name="TOC Heading" w:uiPriority="39" w:qFormat="1"/>
+  </w:latentStyles>
+  <w:style w:type="paragraph" w:default="1" w:styleId="Normal">
+    <w:name w:val="Normal"/>
+    <w:qFormat/>
+    <w:rsid w:val="00ED6405"/>
+    <w:pPr>
+      <w:spacing w:after="120" w:line="360" w:lineRule="auto"/>
+      <w:ind w:firstLine="709"/>
+      <w:jc w:val="both"/>
+    </w:pPr>
+    <w:rPr>
+      <w:rFonts w:ascii="Arial" w:hAnsi="Arial"/>
+      <w:sz w:val="24"/>
+    </w:rPr>
+  </w:style>
+  <w:style w:type="paragraph" w:styleId="Ttulo1">
+    <w:name w:val="heading 1"/>
+    <w:basedOn w:val="Normal"/>
+    <w:next w:val="Normal"/>
+    <w:link w:val="Ttulo1Char"/>
+    <w:uiPriority w:val="9"/>
+    <w:qFormat/>
+    <w:rsid w:val="000D6B4F"/>
+    <w:pPr>
+      <w:keepNext/>
+      <w:keepLines/>
+      <w:numPr>
+        <w:numId w:val="1"/>
+      </w:numPr>
+      <w:spacing w:after="300" w:line="240" w:lineRule="auto"/>
+      <w:ind w:left="360"/>
+      <w:jc w:val="left"/>
+      <w:outlineLvl w:val="0"/>
+    </w:pPr>
+    <w:rPr>
+      <w:rFonts w:eastAsiaTheme="majorEastAsia" w:cstheme="majorBidi"/>
+      <w:b/>
+      <w:szCs w:val="32"/>
+    </w:rPr>
+  </w:style>
+  <w:style w:type="paragraph" w:styleId="Ttulo2">
+    <w:name w:val="heading 2"/>
+    <w:basedOn w:val="Normal"/>
+    <w:next w:val="Normal"/>
+    <w:link w:val="Ttulo2Char"/>
+    <w:uiPriority w:val="9"/>
+    <w:unhideWhenUsed/>
+    <w:qFormat/>
+    <w:rsid w:val="000D6B4F"/>
+    <w:pPr>
+      <w:keepNext/>
+      <w:keepLines/>
+      <w:numPr>
+        <w:ilvl w:val="1"/>
+        <w:numId w:val="1"/>
+      </w:numPr>
+      <w:spacing w:before="300" w:after="300" w:line="240" w:lineRule="auto"/>
+      <w:ind w:left="390"/>
+      <w:jc w:val="left"/>
+      <w:outlineLvl w:val="1"/>
+    </w:pPr>
+    <w:rPr>
+      <w:rFonts w:eastAsiaTheme="majorEastAsia" w:cstheme="majorBidi"/>
+      <w:b/>
+      <w:szCs w:val="26"/>
+    </w:rPr>
+  </w:style>
+  <w:style w:type="paragraph" w:styleId="Ttulo3">
+    <w:name w:val="heading 3"/>
+    <w:basedOn w:val="Normal"/>
+    <w:next w:val="Normal"/>
+    <w:link w:val="Ttulo3Char"/>
+    <w:uiPriority w:val="9"/>
+    <w:unhideWhenUsed/>
+    <w:qFormat/>
+    <w:rsid w:val="000D6B4F"/>
+    <w:pPr>
+      <w:keepNext/>
+      <w:keepLines/>
+      <w:numPr>
+        <w:ilvl w:val="2"/>
+        <w:numId w:val="1"/>
+      </w:numPr>
+      <w:spacing w:before="300" w:after="300" w:line="240" w:lineRule="auto"/>
+      <w:ind w:left="720"/>
+      <w:jc w:val="left"/>
+      <w:outlineLvl w:val="2"/>
+    </w:pPr>
+    <w:rPr>
+      <w:rFonts w:eastAsiaTheme="majorEastAsia" w:cstheme="majorBidi"/>
+      <w:b/>
+      <w:szCs w:val="24"/>
+    </w:rPr>
+  </w:style>
+  <w:style w:type="paragraph" w:styleId="Ttulo4">
+    <w:name w:val="heading 4"/>
+    <w:basedOn w:val="Normal"/>
+    <w:next w:val="Normal"/>
+    <w:link w:val="Ttulo4Char"/>
+    <w:uiPriority w:val="9"/>
+    <w:unhideWhenUsed/>
+    <w:qFormat/>
+    <w:rsid w:val="000D6B4F"/>
+    <w:pPr>
+      <w:keepNext/>
+      <w:keepLines/>
+      <w:numPr>
+        <w:ilvl w:val="3"/>
+        <w:numId w:val="1"/>
+      </w:numPr>
+      <w:spacing w:before="300" w:after="300" w:line="240" w:lineRule="auto"/>
+      <w:ind w:left="720"/>
+      <w:jc w:val="left"/>
+      <w:outlineLvl w:val="3"/>
+    </w:pPr>
+    <w:rPr>
+      <w:rFonts w:eastAsiaTheme="majorEastAsia" w:cstheme="majorBidi"/>
+      <w:b/>
+      <w:iCs/>
+    </w:rPr>
+  </w:style>
+  <w:style w:type="paragraph" w:styleId="Ttulo5">
+    <w:name w:val="heading 5"/>
+    <w:basedOn w:val="Normal"/>
+    <w:next w:val="Normal"/>
+    <w:link w:val="Ttulo5Char"/>
+    <w:uiPriority w:val="9"/>
+    <w:unhideWhenUsed/>
+    <w:qFormat/>
+    <w:rsid w:val="00C64649"/>
+    <w:pPr>
+      <w:keepNext/>
+      <w:keepLines/>
+      <w:numPr>
+        <w:ilvl w:val="4"/>
+        <w:numId w:val="1"/>
+      </w:numPr>
+      <w:spacing w:before="300" w:after="300" w:line="240" w:lineRule="auto"/>
+      <w:ind w:left="0" w:firstLine="0"/>
+      <w:jc w:val="left"/>
+      <w:outlineLvl w:val="4"/>
+    </w:pPr>
+    <w:rPr>
+      <w:rFonts w:eastAsiaTheme="majorEastAsia" w:cstheme="majorBidi"/>
+      <w:b/>
+    </w:rPr>
+  </w:style>
+  <w:style w:type="character" w:default="1" w:styleId="Fontepargpadro">
+    <w:name w:val="Default Paragraph Font"/>
+    <w:uiPriority w:val="1"/>
+    <w:unhideWhenUsed/>
+  </w:style>
+  <w:style w:type="table" w:default="1" w:styleId="Tabelanormal">
+    <w:name w:val="Normal Table"/>
+    <w:uiPriority w:val="99"/>
+    <w:semiHidden/>
+    <w:unhideWhenUsed/>
+    <w:tblPr>
+      <w:tblInd w:w="0" w:type="dxa"/>
+      <w:tblCellMar>
+        <w:top w:w="0" w:type="dxa"/>
+        <w:left w:w="108" w:type="dxa"/>
+        <w:bottom w:w="0" w:type="dxa"/>
+        <w:right w:w="108" w:type="dxa"/>
+      </w:tblCellMar>
+    </w:tblPr>
+  </w:style>
+  <w:style w:type="numbering" w:default="1" w:styleId="Semlista">
+    <w:name w:val="No List"/>
+    <w:uiPriority w:val="99"/>
+    <w:semiHidden/>
+    <w:unhideWhenUsed/>
+  </w:style>
+  <w:style w:type="paragraph" w:styleId="Cabealho">
+    <w:name w:val="header"/>
+    <w:basedOn w:val="Normal"/>
+    <w:link w:val="CabealhoChar"/>
+    <w:uiPriority w:val="99"/>
+    <w:unhideWhenUsed/>
+    <w:rsid w:val="00822648"/>
+    <w:pPr>
+      <w:tabs>
+        <w:tab w:val="center" w:pos="4252"/>
+        <w:tab w:val="right" w:pos="8504"/>
+      </w:tabs>
+      <w:spacing w:after="0" w:line="240" w:lineRule="auto"/>
+    </w:pPr>
+  </w:style>
+  <w:style w:type="character" w:customStyle="1" w:styleId="CabealhoChar">
+    <w:name w:val="Cabeçalho Char"/>
+    <w:basedOn w:val="Fontepargpadro"/>
+    <w:link w:val="Cabealho"/>
+    <w:uiPriority w:val="99"/>
+    <w:rsid w:val="00822648"/>
+  </w:style>
+  <w:style w:type="paragraph" w:styleId="Rodap">
+    <w:name w:val="footer"/>
+    <w:basedOn w:val="Normal"/>
+    <w:link w:val="RodapChar"/>
+    <w:uiPriority w:val="99"/>
+    <w:unhideWhenUsed/>
+    <w:rsid w:val="00822648"/>
+    <w:pPr>
+      <w:tabs>
+        <w:tab w:val="center" w:pos="4252"/>
+        <w:tab w:val="right" w:pos="8504"/>
+      </w:tabs>
+      <w:spacing w:after="0" w:line="240" w:lineRule="auto"/>
+    </w:pPr>
+  </w:style>
+  <w:style w:type="character" w:customStyle="1" w:styleId="RodapChar">
+    <w:name w:val="Rodapé Char"/>
+    <w:basedOn w:val="Fontepargpadro"/>
+    <w:link w:val="Rodap"/>
+    <w:uiPriority w:val="99"/>
+    <w:rsid w:val="00822648"/>
+  </w:style>
+  <w:style w:type="paragraph" w:styleId="SemEspaamento">
+    <w:name w:val="No Spacing"/>
+    <w:aliases w:val="Pré-Textuais"/>
+    <w:uiPriority w:val="1"/>
+    <w:qFormat/>
+    <w:rsid w:val="00015E6F"/>
+    <w:pPr>
+      <w:spacing w:after="0" w:line="240" w:lineRule="auto"/>
+      <w:jc w:val="center"/>
+    </w:pPr>
+    <w:rPr>
+      <w:rFonts w:ascii="Arial" w:hAnsi="Arial"/>
+      <w:b/>
+      <w:sz w:val="28"/>
+    </w:rPr>
+  </w:style>
+  <w:style w:type="character" w:customStyle="1" w:styleId="Ttulo1Char">
+    <w:name w:val="Título 1 Char"/>
+    <w:basedOn w:val="Fontepargpadro"/>
+    <w:link w:val="Ttulo1"/>
+    <w:uiPriority w:val="9"/>
+    <w:rsid w:val="000D6B4F"/>
+    <w:rPr>
+      <w:rFonts w:ascii="Arial" w:eastAsiaTheme="majorEastAsia" w:hAnsi="Arial" w:cstheme="majorBidi"/>
+      <w:b/>
+      <w:sz w:val="24"/>
+      <w:szCs w:val="32"/>
+    </w:rPr>
+  </w:style>
+  <w:style w:type="character" w:customStyle="1" w:styleId="Ttulo2Char">
+    <w:name w:val="Título 2 Char"/>
+    <w:basedOn w:val="Fontepargpadro"/>
+    <w:link w:val="Ttulo2"/>
+    <w:uiPriority w:val="9"/>
+    <w:rsid w:val="000D6B4F"/>
+    <w:rPr>
+      <w:rFonts w:ascii="Arial" w:eastAsiaTheme="majorEastAsia" w:hAnsi="Arial" w:cstheme="majorBidi"/>
+      <w:b/>
+      <w:sz w:val="24"/>
+      <w:szCs w:val="26"/>
+    </w:rPr>
+  </w:style>
+  <w:style w:type="character" w:customStyle="1" w:styleId="Ttulo3Char">
+    <w:name w:val="Título 3 Char"/>
+    <w:basedOn w:val="Fontepargpadro"/>
+    <w:link w:val="Ttulo3"/>
+    <w:uiPriority w:val="9"/>
+    <w:rsid w:val="000D6B4F"/>
+    <w:rPr>
+      <w:rFonts w:ascii="Arial" w:eastAsiaTheme="majorEastAsia" w:hAnsi="Arial" w:cstheme="majorBidi"/>
+      <w:b/>
+      <w:sz w:val="24"/>
+      <w:szCs w:val="24"/>
+    </w:rPr>
+  </w:style>
+  <w:style w:type="character" w:customStyle="1" w:styleId="Ttulo4Char">
+    <w:name w:val="Título 4 Char"/>
+    <w:basedOn w:val="Fontepargpadro"/>
+    <w:link w:val="Ttulo4"/>
+    <w:uiPriority w:val="9"/>
+    <w:rsid w:val="000D6B4F"/>
+    <w:rPr>
+      <w:rFonts w:ascii="Arial" w:eastAsiaTheme="majorEastAsia" w:hAnsi="Arial" w:cstheme="majorBidi"/>
+      <w:b/>
+      <w:iCs/>
+      <w:sz w:val="24"/>
+    </w:rPr>
+  </w:style>
+  <w:style w:type="character" w:customStyle="1" w:styleId="Ttulo5Char">
+    <w:name w:val="Título 5 Char"/>
+    <w:basedOn w:val="Fontepargpadro"/>
+    <w:link w:val="Ttulo5"/>
+    <w:uiPriority w:val="9"/>
+    <w:rsid w:val="00C64649"/>
+    <w:rPr>
+      <w:rFonts w:ascii="Arial" w:eastAsiaTheme="majorEastAsia" w:hAnsi="Arial" w:cstheme="majorBidi"/>
+      <w:b/>
+      <w:sz w:val="24"/>
+    </w:rPr>
+  </w:style>
+  <w:style w:type="paragraph" w:styleId="CabealhodoSumrio">
+    <w:name w:val="TOC Heading"/>
+    <w:basedOn w:val="Ttulo1"/>
+    <w:next w:val="Normal"/>
+    <w:uiPriority w:val="39"/>
+    <w:unhideWhenUsed/>
+    <w:qFormat/>
+    <w:rsid w:val="007459DD"/>
+    <w:pPr>
+      <w:numPr>
+        <w:numId w:val="0"/>
+      </w:numPr>
+      <w:spacing w:before="240" w:after="0" w:line="259" w:lineRule="auto"/>
+      <w:outlineLvl w:val="9"/>
+    </w:pPr>
+    <w:rPr>
+      <w:rFonts w:asciiTheme="majorHAnsi" w:hAnsiTheme="majorHAnsi"/>
+      <w:b w:val="0"/>
+      <w:color w:val="2E74B5" w:themeColor="accent1" w:themeShade="BF"/>
+      <w:sz w:val="32"/>
+      <w:lang w:eastAsia="pt-BR"/>
+    </w:rPr>
+  </w:style>
+  <w:style w:type="paragraph" w:styleId="Sumrio1">
+    <w:name w:val="toc 1"/>
+    <w:basedOn w:val="Normal"/>
+    <w:next w:val="Normal"/>
+    <w:autoRedefine/>
+    <w:uiPriority w:val="39"/>
+    <w:unhideWhenUsed/>
+    <w:rsid w:val="007459DD"/>
+    <w:pPr>
+      <w:tabs>
+        <w:tab w:val="left" w:pos="1418"/>
+        <w:tab w:val="right" w:leader="dot" w:pos="9061"/>
+      </w:tabs>
+      <w:spacing w:after="100"/>
+      <w:ind w:firstLine="0"/>
+    </w:pPr>
+  </w:style>
+  <w:style w:type="paragraph" w:styleId="Sumrio2">
+    <w:name w:val="toc 2"/>
+    <w:basedOn w:val="Normal"/>
+    <w:next w:val="Normal"/>
+    <w:autoRedefine/>
+    <w:uiPriority w:val="39"/>
+    <w:unhideWhenUsed/>
+    <w:rsid w:val="007459DD"/>
+    <w:pPr>
+      <w:tabs>
+        <w:tab w:val="left" w:pos="1418"/>
+        <w:tab w:val="right" w:leader="dot" w:pos="9061"/>
+      </w:tabs>
+      <w:spacing w:after="100"/>
+      <w:ind w:left="240" w:hanging="240"/>
+    </w:pPr>
+  </w:style>
+  <w:style w:type="paragraph" w:styleId="Sumrio3">
+    <w:name w:val="toc 3"/>
+    <w:basedOn w:val="Normal"/>
+    <w:next w:val="Normal"/>
+    <w:autoRedefine/>
+    <w:uiPriority w:val="39"/>
+    <w:unhideWhenUsed/>
+    <w:rsid w:val="007459DD"/>
+    <w:pPr>
+      <w:tabs>
+        <w:tab w:val="left" w:pos="1418"/>
+        <w:tab w:val="right" w:leader="dot" w:pos="9061"/>
+      </w:tabs>
+      <w:spacing w:after="100"/>
+      <w:ind w:left="480" w:hanging="480"/>
+    </w:pPr>
+  </w:style>
+  <w:style w:type="character" w:styleId="Hyperlink">
+    <w:name w:val="Hyperlink"/>
+    <w:basedOn w:val="Fontepargpadro"/>
+    <w:uiPriority w:val="99"/>
+    <w:unhideWhenUsed/>
+    <w:rsid w:val="007459DD"/>
+    <w:rPr>
+      <w:color w:val="0563C1" w:themeColor="hyperlink"/>
+      <w:u w:val="single"/>
+    </w:rPr>
+  </w:style>
+  <w:style w:type="paragraph" w:styleId="Sumrio4">
+    <w:name w:val="toc 4"/>
+    <w:basedOn w:val="Normal"/>
+    <w:next w:val="Normal"/>
+    <w:autoRedefine/>
+    <w:uiPriority w:val="39"/>
+    <w:unhideWhenUsed/>
+    <w:rsid w:val="007459DD"/>
+    <w:pPr>
+      <w:tabs>
+        <w:tab w:val="left" w:pos="1418"/>
+        <w:tab w:val="right" w:leader="dot" w:pos="9061"/>
+      </w:tabs>
+      <w:spacing w:after="100"/>
+      <w:ind w:left="720" w:hanging="720"/>
+    </w:pPr>
+  </w:style>
+  <w:style w:type="paragraph" w:styleId="Sumrio5">
+    <w:name w:val="toc 5"/>
+    <w:basedOn w:val="Normal"/>
+    <w:next w:val="Normal"/>
+    <w:autoRedefine/>
+    <w:uiPriority w:val="39"/>
+    <w:unhideWhenUsed/>
+    <w:rsid w:val="001F1DC6"/>
+    <w:pPr>
+      <w:tabs>
+        <w:tab w:val="left" w:pos="1418"/>
+        <w:tab w:val="right" w:leader="dot" w:pos="9061"/>
+      </w:tabs>
+      <w:spacing w:after="100"/>
+      <w:ind w:firstLine="0"/>
+    </w:pPr>
+  </w:style>
+  <w:style w:type="character" w:styleId="Forte">
+    <w:name w:val="Strong"/>
+    <w:basedOn w:val="Fontepargpadro"/>
+    <w:uiPriority w:val="22"/>
+    <w:qFormat/>
+    <w:rsid w:val="00C91FA4"/>
+    <w:rPr>
+      <w:b/>
+      <w:bCs/>
+    </w:rPr>
+  </w:style>
+  <w:style w:type="character" w:styleId="nfase">
+    <w:name w:val="Emphasis"/>
+    <w:basedOn w:val="Fontepargpadro"/>
+    <w:uiPriority w:val="20"/>
+    <w:qFormat/>
+    <w:rsid w:val="00C91FA4"/>
+    <w:rPr>
+      <w:i/>
+      <w:iCs/>
+    </w:rPr>
+  </w:style>
+  <w:style w:type="paragraph" w:styleId="Citao">
+    <w:name w:val="Quote"/>
+    <w:basedOn w:val="Normal"/>
+    <w:next w:val="Normal"/>
+    <w:link w:val="CitaoChar"/>
+    <w:uiPriority w:val="29"/>
+    <w:qFormat/>
+    <w:rsid w:val="007320C2"/>
+    <w:pPr>
+      <w:spacing w:before="120" w:line="240" w:lineRule="auto"/>
+      <w:ind w:left="2268" w:firstLine="0"/>
+    </w:pPr>
+    <w:rPr>
+      <w:iCs/>
+      <w:color w:val="404040" w:themeColor="text1" w:themeTint="BF"/>
+      <w:sz w:val="20"/>
+    </w:rPr>
+  </w:style>
+  <w:style w:type="character" w:customStyle="1" w:styleId="CitaoChar">
+    <w:name w:val="Citação Char"/>
+    <w:basedOn w:val="Fontepargpadro"/>
+    <w:link w:val="Citao"/>
+    <w:uiPriority w:val="29"/>
+    <w:rsid w:val="007320C2"/>
+    <w:rPr>
+      <w:rFonts w:ascii="Arial" w:hAnsi="Arial"/>
+      <w:iCs/>
+      <w:color w:val="404040" w:themeColor="text1" w:themeTint="BF"/>
+      <w:sz w:val="20"/>
+    </w:rPr>
+  </w:style>
+  <w:style w:type="paragraph" w:customStyle="1" w:styleId="Fonteeimagem">
+    <w:name w:val="Fonte e imagem"/>
+    <w:basedOn w:val="Normal"/>
+    <w:link w:val="FonteeimagemChar"/>
+    <w:qFormat/>
+    <w:rsid w:val="00D05889"/>
+    <w:pPr>
+      <w:spacing w:before="120" w:line="240" w:lineRule="auto"/>
+      <w:ind w:firstLine="0"/>
+      <w:jc w:val="center"/>
+    </w:pPr>
+    <w:rPr>
+      <w:sz w:val="20"/>
+    </w:rPr>
+  </w:style>
+  <w:style w:type="table" w:styleId="Tabelacomgrade">
+    <w:name w:val="Table Grid"/>
+    <w:basedOn w:val="Tabelanormal"/>
+    <w:uiPriority w:val="39"/>
+    <w:rsid w:val="000019A0"/>
+    <w:pPr>
+      <w:spacing w:after="0" w:line="240" w:lineRule="auto"/>
+    </w:pPr>
+    <w:tblPr>
+      <w:tblInd w:w="0" w:type="dxa"/>
+      <w:tblBorders>
+        <w:top w:val="single" w:sz="4" w:space="0" w:color="auto"/>
+        <w:left w:val="single" w:sz="4" w:space="0" w:color="auto"/>
+        <w:bottom w:val="single" w:sz="4" w:space="0" w:color="auto"/>
+        <w:right w:val="single" w:sz="4" w:space="0" w:color="auto"/>
+        <w:insideH w:val="single" w:sz="4" w:space="0" w:color="auto"/>
+        <w:insideV w:val="single" w:sz="4" w:space="0" w:color="auto"/>
+      </w:tblBorders>
+      <w:tblCellMar>
+        <w:top w:w="0" w:type="dxa"/>
+        <w:left w:w="108" w:type="dxa"/>
+        <w:bottom w:w="0" w:type="dxa"/>
+        <w:right w:w="108" w:type="dxa"/>
+      </w:tblCellMar>
+    </w:tblPr>
+  </w:style>
+  <w:style w:type="character" w:customStyle="1" w:styleId="FonteeimagemChar">
+    <w:name w:val="Fonte e imagem Char"/>
+    <w:basedOn w:val="Fontepargpadro"/>
+    <w:link w:val="Fonteeimagem"/>
+    <w:rsid w:val="00D05889"/>
+    <w:rPr>
+      <w:rFonts w:ascii="Arial" w:hAnsi="Arial"/>
+      <w:sz w:val="20"/>
+    </w:rPr>
+  </w:style>
+  <w:style w:type="paragraph" w:styleId="Legenda">
+    <w:name w:val="caption"/>
+    <w:basedOn w:val="Normal"/>
+    <w:next w:val="Normal"/>
+    <w:uiPriority w:val="35"/>
+    <w:unhideWhenUsed/>
+    <w:qFormat/>
+    <w:rsid w:val="009922EE"/>
+    <w:pPr>
+      <w:spacing w:before="120" w:line="240" w:lineRule="auto"/>
+      <w:ind w:firstLine="0"/>
+      <w:jc w:val="center"/>
+    </w:pPr>
+    <w:rPr>
+      <w:b/>
+      <w:iCs/>
+      <w:sz w:val="20"/>
+      <w:szCs w:val="18"/>
+    </w:rPr>
+  </w:style>
+  <w:style w:type="paragraph" w:styleId="ndicedeilustraes">
+    <w:name w:val="table of figures"/>
+    <w:basedOn w:val="Normal"/>
+    <w:next w:val="Normal"/>
+    <w:uiPriority w:val="99"/>
+    <w:unhideWhenUsed/>
+    <w:rsid w:val="005C1402"/>
+    <w:pPr>
+      <w:spacing w:after="0"/>
+    </w:pPr>
+  </w:style>
+  <w:style w:type="paragraph" w:styleId="NormalWeb">
+    <w:name w:val="Normal (Web)"/>
+    <w:basedOn w:val="Normal"/>
+    <w:uiPriority w:val="99"/>
+    <w:unhideWhenUsed/>
+    <w:rsid w:val="00B96C46"/>
+    <w:pPr>
+      <w:spacing w:before="100" w:beforeAutospacing="1" w:after="100" w:afterAutospacing="1" w:line="240" w:lineRule="auto"/>
+      <w:ind w:firstLine="0"/>
+      <w:jc w:val="left"/>
+    </w:pPr>
+    <w:rPr>
+      <w:rFonts w:ascii="Times New Roman" w:eastAsia="Times New Roman" w:hAnsi="Times New Roman" w:cs="Times New Roman"/>
+      <w:szCs w:val="24"/>
+      <w:lang w:eastAsia="pt-BR"/>
+    </w:rPr>
+  </w:style>
+  <w:style w:type="paragraph" w:styleId="Textodebalo">
+    <w:name w:val="Balloon Text"/>
+    <w:basedOn w:val="Normal"/>
+    <w:link w:val="TextodebaloChar"/>
+    <w:uiPriority w:val="99"/>
+    <w:semiHidden/>
+    <w:unhideWhenUsed/>
+    <w:rsid w:val="00B11816"/>
+    <w:pPr>
+      <w:spacing w:after="0" w:line="240" w:lineRule="auto"/>
+    </w:pPr>
+    <w:rPr>
+      <w:rFonts w:ascii="Tahoma" w:hAnsi="Tahoma" w:cs="Tahoma"/>
+      <w:sz w:val="16"/>
+      <w:szCs w:val="16"/>
+    </w:rPr>
+  </w:style>
+  <w:style w:type="character" w:customStyle="1" w:styleId="TextodebaloChar">
+    <w:name w:val="Texto de balão Char"/>
+    <w:basedOn w:val="Fontepargpadro"/>
+    <w:link w:val="Textodebalo"/>
+    <w:uiPriority w:val="99"/>
+    <w:semiHidden/>
+    <w:rsid w:val="00B11816"/>
+    <w:rPr>
+      <w:rFonts w:ascii="Tahoma" w:hAnsi="Tahoma" w:cs="Tahoma"/>
+      <w:sz w:val="16"/>
+      <w:szCs w:val="16"/>
+    </w:rPr>
+  </w:style>
+  <w:style w:type="character" w:customStyle="1" w:styleId="whitespace-normal">
+    <w:name w:val="whitespace-normal"/>
+    <w:basedOn w:val="Fontepargpadro"/>
+    <w:rsid w:val="002848DF"/>
   </w:style>
 </w:styles>
 </file>
@@ -4238,7 +4964,7 @@
     </a:clrScheme>
     <a:fontScheme name="Office">
       <a:majorFont>
-        <a:latin typeface="Calibri Light" panose="020F0302020204030204"/>
+        <a:latin typeface="Calibri Light"/>
         <a:ea typeface=""/>
         <a:cs typeface=""/>
         <a:font script="Jpan" typeface="游ゴシック Light"/>
@@ -4273,7 +4999,7 @@
         <a:font script="Geor" typeface="Sylfaen"/>
       </a:majorFont>
       <a:minorFont>
-        <a:latin typeface="Calibri" panose="020F0502020204030204"/>
+        <a:latin typeface="Calibri"/>
         <a:ea typeface=""/>
         <a:cs typeface=""/>
         <a:font script="Jpan" typeface="游明朝"/>
@@ -4450,7 +5176,7 @@
   <a:extraClrSchemeLst/>
   <a:extLst>
     <a:ext uri="{05A4C25C-085E-4340-85A3-A5531E510DB2}">
-      <thm15:themeFamily xmlns:thm15="http://schemas.microsoft.com/office/thememl/2012/main" name="Office Theme" id="{62F939B6-93AF-4DB8-9C6B-D6C7DFDC589F}" vid="{4A3C46E8-61CC-4603-A589-7422A47A8E4A}"/>
+      <thm15:themeFamily xmlns:thm15="http://schemas.microsoft.com/office/thememl/2012/main" xmlns="" name="Office Theme" id="{62F939B6-93AF-4DB8-9C6B-D6C7DFDC589F}" vid="{4A3C46E8-61CC-4603-A589-7422A47A8E4A}"/>
     </a:ext>
   </a:extLst>
 </a:theme>
@@ -4461,7 +5187,7 @@
 </file>
 
 <file path=customXml/itemProps1.xml><?xml version="1.0" encoding="utf-8"?>
-<ds:datastoreItem xmlns:ds="http://schemas.openxmlformats.org/officeDocument/2006/customXml" ds:itemID="{8E7BC3D5-35BA-45C3-B672-ADBD9C982063}">
+<ds:datastoreItem xmlns:ds="http://schemas.openxmlformats.org/officeDocument/2006/customXml" ds:itemID="{BC7AF414-98BF-435C-93FE-C611E8985798}">
   <ds:schemaRefs>
     <ds:schemaRef ds:uri="http://schemas.openxmlformats.org/officeDocument/2006/bibliography"/>
   </ds:schemaRefs>
